--- a/RVfpga/RVfpgaEL2/RVfpga_NexysVideo-NoDDR/Labs/Lab16/RVfpga_Lab16_VeeR-EL2_NexysVideo-NoDDR.docx
+++ b/RVfpga/RVfpgaEL2/RVfpga_NexysVideo-NoDDR/Labs/Lab16/RVfpga_Lab16_VeeR-EL2_NexysVideo-NoDDR.docx
@@ -2966,10 +2966,12 @@
           <w:rFonts w:cs="Arial"/>
         </w:rPr>
         <w:sectPr>
-          <w:headerReference w:type="default" r:id="rId9"/>
-          <w:footerReference w:type="default" r:id="rId10"/>
-          <w:headerReference w:type="first" r:id="rId11"/>
-          <w:footerReference w:type="first" r:id="rId12"/>
+          <w:headerReference w:type="even" r:id="rId9"/>
+          <w:headerReference w:type="default" r:id="rId10"/>
+          <w:footerReference w:type="even" r:id="rId11"/>
+          <w:footerReference w:type="default" r:id="rId12"/>
+          <w:headerReference w:type="first" r:id="rId13"/>
+          <w:footerReference w:type="first" r:id="rId14"/>
           <w:pgSz w:w="11906" w:h="16838"/>
           <w:pgMar w:top="1800" w:right="1440" w:bottom="1440" w:left="1418" w:header="706" w:footer="389" w:gutter="0"/>
           <w:cols w:space="720"/>
@@ -3005,9 +3007,9 @@
             <o:lock v:ext="edit" aspectratio="t"/>
           </v:shapetype>
           <v:shape id="_x0000_i1025" type="#_x0000_t75" style="width:824.8pt;height:373.4pt" o:ole="">
-            <v:imagedata r:id="rId13" o:title=""/>
+            <v:imagedata r:id="rId15" o:title=""/>
           </v:shape>
-          <o:OLEObject Type="Embed" ProgID="Visio.Drawing.15" ShapeID="_x0000_i1025" DrawAspect="Content" ObjectID="_1821804200" r:id="rId14"/>
+          <o:OLEObject Type="Embed" ProgID="Visio.Drawing.15" ShapeID="_x0000_i1025" DrawAspect="Content" ObjectID="_1821806376" r:id="rId16"/>
         </w:object>
       </w:r>
     </w:p>
@@ -3418,7 +3420,7 @@
           <w:iCs/>
           <w:color w:val="000000" w:themeColor="text1"/>
         </w:rPr>
-        <w:t>[</w:t>
+        <w:t>[RVfpgaEL2</w:t>
       </w:r>
       <w:r>
         <w:rPr>
@@ -3427,7 +3429,7 @@
           <w:iCs/>
           <w:color w:val="000000" w:themeColor="text1"/>
         </w:rPr>
-        <w:t>RVfpgaEL2NexysA7DDRPath</w:t>
+        <w:t>Nexys Video</w:t>
       </w:r>
       <w:r>
         <w:rPr>
@@ -3436,7 +3438,7 @@
           <w:iCs/>
           <w:color w:val="000000" w:themeColor="text1"/>
         </w:rPr>
-        <w:t>]</w:t>
+        <w:t>VideoNoDDRPath]</w:t>
       </w:r>
       <w:r>
         <w:rPr>
@@ -5896,7 +5898,7 @@
           <w:iCs/>
           <w:color w:val="000000" w:themeColor="text1"/>
         </w:rPr>
-        <w:t>[</w:t>
+        <w:t>[RVfpgaEL2</w:t>
       </w:r>
       <w:r>
         <w:rPr>
@@ -5905,7 +5907,7 @@
           <w:iCs/>
           <w:color w:val="000000" w:themeColor="text1"/>
         </w:rPr>
-        <w:t>RVfpgaEL2NexysA7DDRPath</w:t>
+        <w:t>Nexys Video</w:t>
       </w:r>
       <w:r>
         <w:rPr>
@@ -5914,7 +5916,7 @@
           <w:iCs/>
           <w:color w:val="000000" w:themeColor="text1"/>
         </w:rPr>
-        <w:t>]</w:t>
+        <w:t>VideoNoDDRPath]</w:t>
       </w:r>
       <w:r>
         <w:rPr>
@@ -6548,7 +6550,7 @@
                     <pic:cNvPicPr/>
                   </pic:nvPicPr>
                   <pic:blipFill>
-                    <a:blip r:embed="rId15">
+                    <a:blip r:embed="rId17">
                       <a:extLst>
                         <a:ext uri="{28A0092B-C50C-407E-A947-70E740481C1C}">
                           <a14:useLocalDpi xmlns:a14="http://schemas.microsoft.com/office/drawing/2010/main" val="0"/>
@@ -9046,7 +9048,7 @@
                     <pic:cNvPicPr/>
                   </pic:nvPicPr>
                   <pic:blipFill>
-                    <a:blip r:embed="rId16">
+                    <a:blip r:embed="rId18">
                       <a:extLst>
                         <a:ext uri="{28A0092B-C50C-407E-A947-70E740481C1C}">
                           <a14:useLocalDpi xmlns:a14="http://schemas.microsoft.com/office/drawing/2010/main" val="0"/>
@@ -10818,7 +10820,7 @@
         </w:rPr>
         <w:t>A classic paper published by Scott McFarling in 1993 is called “Combining Branch Predictors” (</w:t>
       </w:r>
-      <w:hyperlink r:id="rId17">
+      <w:hyperlink r:id="rId19">
         <w:r>
           <w:rPr>
             <w:rStyle w:val="af5"/>
@@ -10845,7 +10847,7 @@
         </w:rPr>
         <w:t xml:space="preserve">. You can also search for other documents, such as </w:t>
       </w:r>
-      <w:hyperlink r:id="rId18">
+      <w:hyperlink r:id="rId20">
         <w:r>
           <w:rPr>
             <w:rStyle w:val="af5"/>
@@ -11010,7 +11012,14 @@
           <w:rFonts w:eastAsia="Arial" w:cs="Arial"/>
           <w:color w:val="000000" w:themeColor="text1"/>
         </w:rPr>
-        <w:t>NexysA7</w:t>
+        <w:t>Nexys Video</w:t>
+      </w:r>
+      <w:r>
+        <w:rPr>
+          <w:rFonts w:eastAsia="Arial" w:cs="Arial"/>
+          <w:color w:val="000000" w:themeColor="text1"/>
+        </w:rPr>
+        <w:t>A7</w:t>
       </w:r>
       <w:r>
         <w:rPr>
@@ -11161,7 +11170,10 @@
         <w:t>-</w:t>
       </w:r>
       <w:r>
-        <w:t>NexysA7</w:t>
+        <w:t>Nexys Video</w:t>
+      </w:r>
+      <w:r>
+        <w:t>A7</w:t>
       </w:r>
       <w:r>
         <w:t xml:space="preserve"> (if you have the physical board), </w:t>
@@ -11233,10 +11245,10 @@
       </w:pPr>
     </w:p>
     <w:sectPr>
-      <w:headerReference w:type="default" r:id="rId19"/>
-      <w:footerReference w:type="default" r:id="rId20"/>
-      <w:headerReference w:type="first" r:id="rId21"/>
-      <w:footerReference w:type="first" r:id="rId22"/>
+      <w:headerReference w:type="default" r:id="rId21"/>
+      <w:footerReference w:type="default" r:id="rId22"/>
+      <w:headerReference w:type="first" r:id="rId23"/>
+      <w:footerReference w:type="first" r:id="rId24"/>
       <w:pgSz w:w="11906" w:h="16838"/>
       <w:pgMar w:top="1800" w:right="1440" w:bottom="1440" w:left="1418" w:header="706" w:footer="389" w:gutter="0"/>
       <w:cols w:space="720"/>
@@ -11275,139 +11287,7 @@
   <w:p>
     <w:pPr>
       <w:pStyle w:val="a9"/>
-      <w:rPr>
-        <w:sz w:val="12"/>
-        <w:szCs w:val="12"/>
-        <w:lang w:val="en-US"/>
-      </w:rPr>
     </w:pPr>
-    <w:r>
-      <w:rPr>
-        <w:sz w:val="12"/>
-        <w:szCs w:val="12"/>
-      </w:rPr>
-      <w:t>Imagination University Programme – RVfpga</w:t>
-    </w:r>
-    <w:r>
-      <w:rPr>
-        <w:sz w:val="12"/>
-        <w:szCs w:val="12"/>
-      </w:rPr>
-      <w:t>-EL2</w:t>
-    </w:r>
-    <w:r>
-      <w:rPr>
-        <w:sz w:val="12"/>
-        <w:szCs w:val="12"/>
-      </w:rPr>
-      <w:t xml:space="preserve"> </w:t>
-    </w:r>
-    <w:r>
-      <w:rPr>
-        <w:sz w:val="12"/>
-        <w:szCs w:val="12"/>
-      </w:rPr>
-      <w:t xml:space="preserve">– </w:t>
-    </w:r>
-    <w:r>
-      <w:rPr>
-        <w:sz w:val="12"/>
-      </w:rPr>
-      <w:t>Lab 16: Control Hazards: Branch Instructions</w:t>
-    </w:r>
-  </w:p>
-  <w:p>
-    <w:pPr>
-      <w:pStyle w:val="a9"/>
-    </w:pPr>
-    <w:r>
-      <w:rPr>
-        <w:sz w:val="12"/>
-      </w:rPr>
-      <w:t>Version</w:t>
-    </w:r>
-    <w:r>
-      <w:rPr>
-        <w:sz w:val="12"/>
-        <w:lang w:eastAsia="zh-CN"/>
-      </w:rPr>
-      <w:t xml:space="preserve"> </w:t>
-    </w:r>
-    <w:r>
-      <w:rPr>
-        <w:sz w:val="12"/>
-        <w:lang w:eastAsia="zh-CN"/>
-      </w:rPr>
-      <w:t>3</w:t>
-    </w:r>
-    <w:r>
-      <w:rPr>
-        <w:sz w:val="12"/>
-        <w:lang w:eastAsia="zh-CN"/>
-      </w:rPr>
-      <w:t>.0</w:t>
-    </w:r>
-    <w:r>
-      <w:rPr>
-        <w:sz w:val="12"/>
-      </w:rPr>
-      <w:t xml:space="preserve"> – November 2023</w:t>
-    </w:r>
-  </w:p>
-  <w:p>
-    <w:pPr>
-      <w:pStyle w:val="a9"/>
-    </w:pPr>
-    <w:r>
-      <w:rPr>
-        <w:rFonts w:cs="Arial"/>
-        <w:sz w:val="16"/>
-      </w:rPr>
-      <w:t>© Copyright Imagination Technologies</w:t>
-    </w:r>
-    <w:r>
-      <w:rPr>
-        <w:sz w:val="12"/>
-      </w:rPr>
-      <w:tab/>
-    </w:r>
-    <w:r>
-      <w:rPr>
-        <w:sz w:val="12"/>
-      </w:rPr>
-      <w:tab/>
-    </w:r>
-    <w:r>
-      <w:rPr>
-        <w:sz w:val="12"/>
-      </w:rPr>
-      <w:fldChar w:fldCharType="begin"/>
-    </w:r>
-    <w:r>
-      <w:rPr>
-        <w:sz w:val="12"/>
-      </w:rPr>
-      <w:instrText>PAGE</w:instrText>
-    </w:r>
-    <w:r>
-      <w:rPr>
-        <w:sz w:val="12"/>
-      </w:rPr>
-      <w:fldChar w:fldCharType="separate"/>
-    </w:r>
-    <w:r>
-      <w:rPr>
-        <w:noProof/>
-        <w:sz w:val="12"/>
-      </w:rPr>
-      <w:t>2</w:t>
-    </w:r>
-    <w:r>
-      <w:rPr>
-        <w:sz w:val="12"/>
-      </w:rPr>
-      <w:fldChar w:fldCharType="end"/>
-    </w:r>
   </w:p>
 </w:ftr>
 </file>
@@ -11506,6 +11386,49 @@
         <w:sz w:val="16"/>
       </w:rPr>
       <w:t>© Copyright Imagination Technologies</w:t>
+    </w:r>
+    <w:r>
+      <w:rPr>
+        <w:sz w:val="12"/>
+      </w:rPr>
+      <w:tab/>
+    </w:r>
+    <w:r>
+      <w:rPr>
+        <w:sz w:val="12"/>
+      </w:rPr>
+      <w:tab/>
+    </w:r>
+    <w:r>
+      <w:rPr>
+        <w:sz w:val="12"/>
+      </w:rPr>
+      <w:fldChar w:fldCharType="begin"/>
+    </w:r>
+    <w:r>
+      <w:rPr>
+        <w:sz w:val="12"/>
+      </w:rPr>
+      <w:instrText>PAGE</w:instrText>
+    </w:r>
+    <w:r>
+      <w:rPr>
+        <w:sz w:val="12"/>
+      </w:rPr>
+      <w:fldChar w:fldCharType="separate"/>
+    </w:r>
+    <w:r>
+      <w:rPr>
+        <w:noProof/>
+        <w:sz w:val="12"/>
+      </w:rPr>
+      <w:t>2</w:t>
+    </w:r>
+    <w:r>
+      <w:rPr>
+        <w:sz w:val="12"/>
+      </w:rPr>
+      <w:fldChar w:fldCharType="end"/>
     </w:r>
   </w:p>
 </w:ftr>
@@ -11606,6 +11529,105 @@
       </w:rPr>
       <w:t>© Copyright Imagination Technologies</w:t>
     </w:r>
+  </w:p>
+</w:ftr>
+</file>
+
+<file path=word/footer4.xml><?xml version="1.0" encoding="utf-8"?>
+<w:ftr xmlns:wpc="http://schemas.microsoft.com/office/word/2010/wordprocessingCanvas" xmlns:cx="http://schemas.microsoft.com/office/drawing/2014/chartex" xmlns:cx1="http://schemas.microsoft.com/office/drawing/2015/9/8/chartex" xmlns:cx2="http://schemas.microsoft.com/office/drawing/2015/10/21/chartex" xmlns:cx3="http://schemas.microsoft.com/office/drawing/2016/5/9/chartex" xmlns:cx4="http://schemas.microsoft.com/office/drawing/2016/5/10/chartex" xmlns:cx5="http://schemas.microsoft.com/office/drawing/2016/5/11/chartex" xmlns:cx6="http://schemas.microsoft.com/office/drawing/2016/5/12/chartex" xmlns:cx7="http://schemas.microsoft.com/office/drawing/2016/5/13/chartex" xmlns:cx8="http://schemas.microsoft.com/office/drawing/2016/5/14/chartex" xmlns:mc="http://schemas.openxmlformats.org/markup-compatibility/2006" xmlns:aink="http://schemas.microsoft.com/office/drawing/2016/ink" xmlns:am3d="http://schemas.microsoft.com/office/drawing/2017/model3d" xmlns:o="urn:schemas-microsoft-com:office:office" xmlns:oel="http://schemas.microsoft.com/office/2019/extlst" xmlns:r="http://schemas.openxmlformats.org/officeDocument/2006/relationships" xmlns:m="http://schemas.openxmlformats.org/officeDocument/2006/math" xmlns:v="urn:schemas-microsoft-com:vml" xmlns:wp14="http://schemas.microsoft.com/office/word/2010/wordprocessingDrawing" xmlns:wp="http://schemas.openxmlformats.org/drawingml/2006/wordprocessingDrawing" xmlns:w10="urn:schemas-microsoft-com:office:word" xmlns:w="http://schemas.openxmlformats.org/wordprocessingml/2006/main" xmlns:w14="http://schemas.microsoft.com/office/word/2010/wordml" xmlns:w15="http://schemas.microsoft.com/office/word/2012/wordml" xmlns:w16cex="http://schemas.microsoft.com/office/word/2018/wordml/cex" xmlns:w16cid="http://schemas.microsoft.com/office/word/2016/wordml/cid" xmlns:w16="http://schemas.microsoft.com/office/word/2018/wordml" xmlns:w16du="http://schemas.microsoft.com/office/word/2023/wordml/word16du" xmlns:w16sdtdh="http://schemas.microsoft.com/office/word/2020/wordml/sdtdatahash" xmlns:w16sdtfl="http://schemas.microsoft.com/office/word/2024/wordml/sdtformatlock" xmlns:w16se="http://schemas.microsoft.com/office/word/2015/wordml/symex" xmlns:wpg="http://schemas.microsoft.com/office/word/2010/wordprocessingGroup" xmlns:wpi="http://schemas.microsoft.com/office/word/2010/wordprocessingInk" xmlns:wne="http://schemas.microsoft.com/office/word/2006/wordml" xmlns:wps="http://schemas.microsoft.com/office/word/2010/wordprocessingShape" mc:Ignorable="w14 w15 w16se w16cid w16 w16cex w16sdtdh w16sdtfl w16du wp14">
+  <w:p>
+    <w:pPr>
+      <w:pStyle w:val="a9"/>
+      <w:rPr>
+        <w:sz w:val="12"/>
+        <w:szCs w:val="12"/>
+        <w:lang w:val="en-US"/>
+      </w:rPr>
+    </w:pPr>
+    <w:r>
+      <w:rPr>
+        <w:sz w:val="12"/>
+        <w:szCs w:val="12"/>
+      </w:rPr>
+      <w:t>Imagination University Programme – RVfpga</w:t>
+    </w:r>
+    <w:r>
+      <w:rPr>
+        <w:sz w:val="12"/>
+        <w:szCs w:val="12"/>
+      </w:rPr>
+      <w:t>-EL2</w:t>
+    </w:r>
+    <w:r>
+      <w:rPr>
+        <w:sz w:val="12"/>
+        <w:szCs w:val="12"/>
+      </w:rPr>
+      <w:t xml:space="preserve"> </w:t>
+    </w:r>
+    <w:r>
+      <w:rPr>
+        <w:sz w:val="12"/>
+        <w:szCs w:val="12"/>
+      </w:rPr>
+      <w:t xml:space="preserve">– </w:t>
+    </w:r>
+    <w:r>
+      <w:rPr>
+        <w:sz w:val="12"/>
+      </w:rPr>
+      <w:t>Lab 16: Control Hazards: Branch Instructions</w:t>
+    </w:r>
+  </w:p>
+  <w:p>
+    <w:pPr>
+      <w:pStyle w:val="a9"/>
+    </w:pPr>
+    <w:r>
+      <w:rPr>
+        <w:sz w:val="12"/>
+      </w:rPr>
+      <w:t>Version</w:t>
+    </w:r>
+    <w:r>
+      <w:rPr>
+        <w:sz w:val="12"/>
+        <w:lang w:eastAsia="zh-CN"/>
+      </w:rPr>
+      <w:t xml:space="preserve"> </w:t>
+    </w:r>
+    <w:r>
+      <w:rPr>
+        <w:sz w:val="12"/>
+        <w:lang w:eastAsia="zh-CN"/>
+      </w:rPr>
+      <w:t>3</w:t>
+    </w:r>
+    <w:r>
+      <w:rPr>
+        <w:sz w:val="12"/>
+        <w:lang w:eastAsia="zh-CN"/>
+      </w:rPr>
+      <w:t>.0</w:t>
+    </w:r>
+    <w:r>
+      <w:rPr>
+        <w:sz w:val="12"/>
+      </w:rPr>
+      <w:t xml:space="preserve"> – November 2023</w:t>
+    </w:r>
+  </w:p>
+  <w:p>
+    <w:pPr>
+      <w:pStyle w:val="a9"/>
+    </w:pPr>
+    <w:r>
+      <w:rPr>
+        <w:rFonts w:cs="Arial"/>
+        <w:sz w:val="16"/>
+      </w:rPr>
+      <w:t>© Copyright Imagination Technologies</w:t>
+    </w:r>
     <w:r>
       <w:rPr>
         <w:sz w:val="12"/>
@@ -11653,7 +11675,7 @@
 </w:ftr>
 </file>
 
-<file path=word/footer4.xml><?xml version="1.0" encoding="utf-8"?>
+<file path=word/footer5.xml><?xml version="1.0" encoding="utf-8"?>
 <w:ftr xmlns:wpc="http://schemas.microsoft.com/office/word/2010/wordprocessingCanvas" xmlns:cx="http://schemas.microsoft.com/office/drawing/2014/chartex" xmlns:cx1="http://schemas.microsoft.com/office/drawing/2015/9/8/chartex" xmlns:cx2="http://schemas.microsoft.com/office/drawing/2015/10/21/chartex" xmlns:cx3="http://schemas.microsoft.com/office/drawing/2016/5/9/chartex" xmlns:cx4="http://schemas.microsoft.com/office/drawing/2016/5/10/chartex" xmlns:cx5="http://schemas.microsoft.com/office/drawing/2016/5/11/chartex" xmlns:cx6="http://schemas.microsoft.com/office/drawing/2016/5/12/chartex" xmlns:cx7="http://schemas.microsoft.com/office/drawing/2016/5/13/chartex" xmlns:cx8="http://schemas.microsoft.com/office/drawing/2016/5/14/chartex" xmlns:mc="http://schemas.openxmlformats.org/markup-compatibility/2006" xmlns:aink="http://schemas.microsoft.com/office/drawing/2016/ink" xmlns:am3d="http://schemas.microsoft.com/office/drawing/2017/model3d" xmlns:o="urn:schemas-microsoft-com:office:office" xmlns:oel="http://schemas.microsoft.com/office/2019/extlst" xmlns:r="http://schemas.openxmlformats.org/officeDocument/2006/relationships" xmlns:m="http://schemas.openxmlformats.org/officeDocument/2006/math" xmlns:v="urn:schemas-microsoft-com:vml" xmlns:wp14="http://schemas.microsoft.com/office/word/2010/wordprocessingDrawing" xmlns:wp="http://schemas.openxmlformats.org/drawingml/2006/wordprocessingDrawing" xmlns:w10="urn:schemas-microsoft-com:office:word" xmlns:w="http://schemas.openxmlformats.org/wordprocessingml/2006/main" xmlns:w14="http://schemas.microsoft.com/office/word/2010/wordml" xmlns:w15="http://schemas.microsoft.com/office/word/2012/wordml" xmlns:w16cex="http://schemas.microsoft.com/office/word/2018/wordml/cex" xmlns:w16cid="http://schemas.microsoft.com/office/word/2016/wordml/cid" xmlns:w16="http://schemas.microsoft.com/office/word/2018/wordml" xmlns:w16du="http://schemas.microsoft.com/office/word/2023/wordml/word16du" xmlns:w16sdtdh="http://schemas.microsoft.com/office/word/2020/wordml/sdtdatahash" xmlns:w16sdtfl="http://schemas.microsoft.com/office/word/2024/wordml/sdtformatlock" xmlns:w16se="http://schemas.microsoft.com/office/word/2015/wordml/symex" xmlns:wpg="http://schemas.microsoft.com/office/word/2010/wordprocessingGroup" xmlns:wpi="http://schemas.microsoft.com/office/word/2010/wordprocessingInk" xmlns:wne="http://schemas.microsoft.com/office/word/2006/wordml" xmlns:wps="http://schemas.microsoft.com/office/word/2010/wordprocessingShape" mc:Ignorable="w14 w15 w16se w16cid w16 w16cex w16sdtdh w16sdtfl w16du wp14">
   <w:p>
     <w:pPr>
@@ -11775,6 +11797,16 @@
 </file>
 
 <file path=word/header1.xml><?xml version="1.0" encoding="utf-8"?>
+<w:hdr xmlns:wpc="http://schemas.microsoft.com/office/word/2010/wordprocessingCanvas" xmlns:cx="http://schemas.microsoft.com/office/drawing/2014/chartex" xmlns:cx1="http://schemas.microsoft.com/office/drawing/2015/9/8/chartex" xmlns:cx2="http://schemas.microsoft.com/office/drawing/2015/10/21/chartex" xmlns:cx3="http://schemas.microsoft.com/office/drawing/2016/5/9/chartex" xmlns:cx4="http://schemas.microsoft.com/office/drawing/2016/5/10/chartex" xmlns:cx5="http://schemas.microsoft.com/office/drawing/2016/5/11/chartex" xmlns:cx6="http://schemas.microsoft.com/office/drawing/2016/5/12/chartex" xmlns:cx7="http://schemas.microsoft.com/office/drawing/2016/5/13/chartex" xmlns:cx8="http://schemas.microsoft.com/office/drawing/2016/5/14/chartex" xmlns:mc="http://schemas.openxmlformats.org/markup-compatibility/2006" xmlns:aink="http://schemas.microsoft.com/office/drawing/2016/ink" xmlns:am3d="http://schemas.microsoft.com/office/drawing/2017/model3d" xmlns:o="urn:schemas-microsoft-com:office:office" xmlns:oel="http://schemas.microsoft.com/office/2019/extlst" xmlns:r="http://schemas.openxmlformats.org/officeDocument/2006/relationships" xmlns:m="http://schemas.openxmlformats.org/officeDocument/2006/math" xmlns:v="urn:schemas-microsoft-com:vml" xmlns:wp14="http://schemas.microsoft.com/office/word/2010/wordprocessingDrawing" xmlns:wp="http://schemas.openxmlformats.org/drawingml/2006/wordprocessingDrawing" xmlns:w10="urn:schemas-microsoft-com:office:word" xmlns:w="http://schemas.openxmlformats.org/wordprocessingml/2006/main" xmlns:w14="http://schemas.microsoft.com/office/word/2010/wordml" xmlns:w15="http://schemas.microsoft.com/office/word/2012/wordml" xmlns:w16cex="http://schemas.microsoft.com/office/word/2018/wordml/cex" xmlns:w16cid="http://schemas.microsoft.com/office/word/2016/wordml/cid" xmlns:w16="http://schemas.microsoft.com/office/word/2018/wordml" xmlns:w16du="http://schemas.microsoft.com/office/word/2023/wordml/word16du" xmlns:w16sdtdh="http://schemas.microsoft.com/office/word/2020/wordml/sdtdatahash" xmlns:w16sdtfl="http://schemas.microsoft.com/office/word/2024/wordml/sdtformatlock" xmlns:w16se="http://schemas.microsoft.com/office/word/2015/wordml/symex" xmlns:wpg="http://schemas.microsoft.com/office/word/2010/wordprocessingGroup" xmlns:wpi="http://schemas.microsoft.com/office/word/2010/wordprocessingInk" xmlns:wne="http://schemas.microsoft.com/office/word/2006/wordml" xmlns:wps="http://schemas.microsoft.com/office/word/2010/wordprocessingShape" mc:Ignorable="w14 w15 w16se w16cid w16 w16cex w16sdtdh w16sdtfl w16du wp14">
+  <w:p>
+    <w:pPr>
+      <w:pStyle w:val="ab"/>
+    </w:pPr>
+  </w:p>
+</w:hdr>
+</file>
+
+<file path=word/header2.xml><?xml version="1.0" encoding="utf-8"?>
 <w:hdr xmlns:wpc="http://schemas.microsoft.com/office/word/2010/wordprocessingCanvas" xmlns:cx="http://schemas.microsoft.com/office/drawing/2014/chartex" xmlns:cx1="http://schemas.microsoft.com/office/drawing/2015/9/8/chartex" xmlns:cx2="http://schemas.microsoft.com/office/drawing/2015/10/21/chartex" xmlns:cx3="http://schemas.microsoft.com/office/drawing/2016/5/9/chartex" xmlns:cx4="http://schemas.microsoft.com/office/drawing/2016/5/10/chartex" xmlns:cx5="http://schemas.microsoft.com/office/drawing/2016/5/11/chartex" xmlns:cx6="http://schemas.microsoft.com/office/drawing/2016/5/12/chartex" xmlns:cx7="http://schemas.microsoft.com/office/drawing/2016/5/13/chartex" xmlns:cx8="http://schemas.microsoft.com/office/drawing/2016/5/14/chartex" xmlns:mc="http://schemas.openxmlformats.org/markup-compatibility/2006" xmlns:aink="http://schemas.microsoft.com/office/drawing/2016/ink" xmlns:am3d="http://schemas.microsoft.com/office/drawing/2017/model3d" xmlns:o="urn:schemas-microsoft-com:office:office" xmlns:oel="http://schemas.microsoft.com/office/2019/extlst" xmlns:r="http://schemas.openxmlformats.org/officeDocument/2006/relationships" xmlns:m="http://schemas.openxmlformats.org/officeDocument/2006/math" xmlns:v="urn:schemas-microsoft-com:vml" xmlns:wp14="http://schemas.microsoft.com/office/word/2010/wordprocessingDrawing" xmlns:wp="http://schemas.openxmlformats.org/drawingml/2006/wordprocessingDrawing" xmlns:w10="urn:schemas-microsoft-com:office:word" xmlns:w="http://schemas.openxmlformats.org/wordprocessingml/2006/main" xmlns:w14="http://schemas.microsoft.com/office/word/2010/wordml" xmlns:w15="http://schemas.microsoft.com/office/word/2012/wordml" xmlns:w16cex="http://schemas.microsoft.com/office/word/2018/wordml/cex" xmlns:w16cid="http://schemas.microsoft.com/office/word/2016/wordml/cid" xmlns:w16="http://schemas.microsoft.com/office/word/2018/wordml" xmlns:w16du="http://schemas.microsoft.com/office/word/2023/wordml/word16du" xmlns:w16sdtdh="http://schemas.microsoft.com/office/word/2020/wordml/sdtdatahash" xmlns:w16sdtfl="http://schemas.microsoft.com/office/word/2024/wordml/sdtformatlock" xmlns:w16se="http://schemas.microsoft.com/office/word/2015/wordml/symex" xmlns:wpg="http://schemas.microsoft.com/office/word/2010/wordprocessingGroup" xmlns:wpi="http://schemas.microsoft.com/office/word/2010/wordprocessingInk" xmlns:wne="http://schemas.microsoft.com/office/word/2006/wordml" xmlns:wps="http://schemas.microsoft.com/office/word/2010/wordprocessingShape" mc:Ignorable="w14 w15 w16se w16cid w16 w16cex w16sdtdh w16sdtfl w16du wp14">
   <w:p>
     <w:pPr>
@@ -11835,7 +11867,7 @@
 </w:hdr>
 </file>
 
-<file path=word/header2.xml><?xml version="1.0" encoding="utf-8"?>
+<file path=word/header3.xml><?xml version="1.0" encoding="utf-8"?>
 <w:hdr xmlns:wpc="http://schemas.microsoft.com/office/word/2010/wordprocessingCanvas" xmlns:cx="http://schemas.microsoft.com/office/drawing/2014/chartex" xmlns:cx1="http://schemas.microsoft.com/office/drawing/2015/9/8/chartex" xmlns:cx2="http://schemas.microsoft.com/office/drawing/2015/10/21/chartex" xmlns:cx3="http://schemas.microsoft.com/office/drawing/2016/5/9/chartex" xmlns:cx4="http://schemas.microsoft.com/office/drawing/2016/5/10/chartex" xmlns:cx5="http://schemas.microsoft.com/office/drawing/2016/5/11/chartex" xmlns:cx6="http://schemas.microsoft.com/office/drawing/2016/5/12/chartex" xmlns:cx7="http://schemas.microsoft.com/office/drawing/2016/5/13/chartex" xmlns:cx8="http://schemas.microsoft.com/office/drawing/2016/5/14/chartex" xmlns:mc="http://schemas.openxmlformats.org/markup-compatibility/2006" xmlns:aink="http://schemas.microsoft.com/office/drawing/2016/ink" xmlns:am3d="http://schemas.microsoft.com/office/drawing/2017/model3d" xmlns:o="urn:schemas-microsoft-com:office:office" xmlns:oel="http://schemas.microsoft.com/office/2019/extlst" xmlns:r="http://schemas.openxmlformats.org/officeDocument/2006/relationships" xmlns:m="http://schemas.openxmlformats.org/officeDocument/2006/math" xmlns:v="urn:schemas-microsoft-com:vml" xmlns:wp14="http://schemas.microsoft.com/office/word/2010/wordprocessingDrawing" xmlns:wp="http://schemas.openxmlformats.org/drawingml/2006/wordprocessingDrawing" xmlns:w10="urn:schemas-microsoft-com:office:word" xmlns:w="http://schemas.openxmlformats.org/wordprocessingml/2006/main" xmlns:w14="http://schemas.microsoft.com/office/word/2010/wordml" xmlns:w15="http://schemas.microsoft.com/office/word/2012/wordml" xmlns:w16cex="http://schemas.microsoft.com/office/word/2018/wordml/cex" xmlns:w16cid="http://schemas.microsoft.com/office/word/2016/wordml/cid" xmlns:w16="http://schemas.microsoft.com/office/word/2018/wordml" xmlns:w16du="http://schemas.microsoft.com/office/word/2023/wordml/word16du" xmlns:w16sdtdh="http://schemas.microsoft.com/office/word/2020/wordml/sdtdatahash" xmlns:w16sdtfl="http://schemas.microsoft.com/office/word/2024/wordml/sdtformatlock" xmlns:w16se="http://schemas.microsoft.com/office/word/2015/wordml/symex" xmlns:wpg="http://schemas.microsoft.com/office/word/2010/wordprocessingGroup" xmlns:wpi="http://schemas.microsoft.com/office/word/2010/wordprocessingInk" xmlns:wne="http://schemas.microsoft.com/office/word/2006/wordml" xmlns:wps="http://schemas.microsoft.com/office/word/2010/wordprocessingShape" mc:Ignorable="w14 w15 w16se w16cid w16 w16cex w16sdtdh w16sdtfl w16du wp14">
   <w:tbl>
     <w:tblPr>
@@ -11893,7 +11925,7 @@
 </w:hdr>
 </file>
 
-<file path=word/header3.xml><?xml version="1.0" encoding="utf-8"?>
+<file path=word/header4.xml><?xml version="1.0" encoding="utf-8"?>
 <w:hdr xmlns:wpc="http://schemas.microsoft.com/office/word/2010/wordprocessingCanvas" xmlns:cx="http://schemas.microsoft.com/office/drawing/2014/chartex" xmlns:cx1="http://schemas.microsoft.com/office/drawing/2015/9/8/chartex" xmlns:cx2="http://schemas.microsoft.com/office/drawing/2015/10/21/chartex" xmlns:cx3="http://schemas.microsoft.com/office/drawing/2016/5/9/chartex" xmlns:cx4="http://schemas.microsoft.com/office/drawing/2016/5/10/chartex" xmlns:cx5="http://schemas.microsoft.com/office/drawing/2016/5/11/chartex" xmlns:cx6="http://schemas.microsoft.com/office/drawing/2016/5/12/chartex" xmlns:cx7="http://schemas.microsoft.com/office/drawing/2016/5/13/chartex" xmlns:cx8="http://schemas.microsoft.com/office/drawing/2016/5/14/chartex" xmlns:mc="http://schemas.openxmlformats.org/markup-compatibility/2006" xmlns:aink="http://schemas.microsoft.com/office/drawing/2016/ink" xmlns:am3d="http://schemas.microsoft.com/office/drawing/2017/model3d" xmlns:o="urn:schemas-microsoft-com:office:office" xmlns:oel="http://schemas.microsoft.com/office/2019/extlst" xmlns:r="http://schemas.openxmlformats.org/officeDocument/2006/relationships" xmlns:m="http://schemas.openxmlformats.org/officeDocument/2006/math" xmlns:v="urn:schemas-microsoft-com:vml" xmlns:wp14="http://schemas.microsoft.com/office/word/2010/wordprocessingDrawing" xmlns:wp="http://schemas.openxmlformats.org/drawingml/2006/wordprocessingDrawing" xmlns:w10="urn:schemas-microsoft-com:office:word" xmlns:w="http://schemas.openxmlformats.org/wordprocessingml/2006/main" xmlns:w14="http://schemas.microsoft.com/office/word/2010/wordml" xmlns:w15="http://schemas.microsoft.com/office/word/2012/wordml" xmlns:w16cex="http://schemas.microsoft.com/office/word/2018/wordml/cex" xmlns:w16cid="http://schemas.microsoft.com/office/word/2016/wordml/cid" xmlns:w16="http://schemas.microsoft.com/office/word/2018/wordml" xmlns:w16du="http://schemas.microsoft.com/office/word/2023/wordml/word16du" xmlns:w16sdtdh="http://schemas.microsoft.com/office/word/2020/wordml/sdtdatahash" xmlns:w16sdtfl="http://schemas.microsoft.com/office/word/2024/wordml/sdtformatlock" xmlns:w16se="http://schemas.microsoft.com/office/word/2015/wordml/symex" xmlns:wpg="http://schemas.microsoft.com/office/word/2010/wordprocessingGroup" xmlns:wpi="http://schemas.microsoft.com/office/word/2010/wordprocessingInk" xmlns:wne="http://schemas.microsoft.com/office/word/2006/wordml" xmlns:wps="http://schemas.microsoft.com/office/word/2010/wordprocessingShape" mc:Ignorable="w14 w15 w16se w16cid w16 w16cex w16sdtdh w16sdtfl w16du wp14">
   <w:p>
     <w:pPr>
@@ -11954,7 +11986,7 @@
 </w:hdr>
 </file>
 
-<file path=word/header4.xml><?xml version="1.0" encoding="utf-8"?>
+<file path=word/header5.xml><?xml version="1.0" encoding="utf-8"?>
 <w:hdr xmlns:wpc="http://schemas.microsoft.com/office/word/2010/wordprocessingCanvas" xmlns:cx="http://schemas.microsoft.com/office/drawing/2014/chartex" xmlns:cx1="http://schemas.microsoft.com/office/drawing/2015/9/8/chartex" xmlns:cx2="http://schemas.microsoft.com/office/drawing/2015/10/21/chartex" xmlns:cx3="http://schemas.microsoft.com/office/drawing/2016/5/9/chartex" xmlns:cx4="http://schemas.microsoft.com/office/drawing/2016/5/10/chartex" xmlns:cx5="http://schemas.microsoft.com/office/drawing/2016/5/11/chartex" xmlns:cx6="http://schemas.microsoft.com/office/drawing/2016/5/12/chartex" xmlns:cx7="http://schemas.microsoft.com/office/drawing/2016/5/13/chartex" xmlns:cx8="http://schemas.microsoft.com/office/drawing/2016/5/14/chartex" xmlns:mc="http://schemas.openxmlformats.org/markup-compatibility/2006" xmlns:aink="http://schemas.microsoft.com/office/drawing/2016/ink" xmlns:am3d="http://schemas.microsoft.com/office/drawing/2017/model3d" xmlns:o="urn:schemas-microsoft-com:office:office" xmlns:oel="http://schemas.microsoft.com/office/2019/extlst" xmlns:r="http://schemas.openxmlformats.org/officeDocument/2006/relationships" xmlns:m="http://schemas.openxmlformats.org/officeDocument/2006/math" xmlns:v="urn:schemas-microsoft-com:vml" xmlns:wp14="http://schemas.microsoft.com/office/word/2010/wordprocessingDrawing" xmlns:wp="http://schemas.openxmlformats.org/drawingml/2006/wordprocessingDrawing" xmlns:w10="urn:schemas-microsoft-com:office:word" xmlns:w="http://schemas.openxmlformats.org/wordprocessingml/2006/main" xmlns:w14="http://schemas.microsoft.com/office/word/2010/wordml" xmlns:w15="http://schemas.microsoft.com/office/word/2012/wordml" xmlns:w16cex="http://schemas.microsoft.com/office/word/2018/wordml/cex" xmlns:w16cid="http://schemas.microsoft.com/office/word/2016/wordml/cid" xmlns:w16="http://schemas.microsoft.com/office/word/2018/wordml" xmlns:w16du="http://schemas.microsoft.com/office/word/2023/wordml/word16du" xmlns:w16sdtdh="http://schemas.microsoft.com/office/word/2020/wordml/sdtdatahash" xmlns:w16sdtfl="http://schemas.microsoft.com/office/word/2024/wordml/sdtformatlock" xmlns:w16se="http://schemas.microsoft.com/office/word/2015/wordml/symex" xmlns:wpg="http://schemas.microsoft.com/office/word/2010/wordprocessingGroup" xmlns:wpi="http://schemas.microsoft.com/office/word/2010/wordprocessingInk" xmlns:wne="http://schemas.microsoft.com/office/word/2006/wordml" xmlns:wps="http://schemas.microsoft.com/office/word/2010/wordprocessingShape" mc:Ignorable="w14 w15 w16se w16cid w16 w16cex w16sdtdh w16sdtfl w16du wp14">
   <w:tbl>
     <w:tblPr>

--- a/RVfpga/RVfpgaEL2/RVfpga_NexysVideo-NoDDR/Labs/Lab16/RVfpga_Lab16_VeeR-EL2_NexysVideo-NoDDR.docx
+++ b/RVfpga/RVfpgaEL2/RVfpga_NexysVideo-NoDDR/Labs/Lab16/RVfpga_Lab16_VeeR-EL2_NexysVideo-NoDDR.docx
@@ -3006,10 +3006,10 @@
             <v:path o:extrusionok="f" gradientshapeok="t" o:connecttype="rect"/>
             <o:lock v:ext="edit" aspectratio="t"/>
           </v:shapetype>
-          <v:shape id="_x0000_i1025" type="#_x0000_t75" style="width:824.8pt;height:373.4pt" o:ole="">
+          <v:shape id="_x0000_i1025" type="#_x0000_t75" style="width:824.85pt;height:373.6pt" o:ole="">
             <v:imagedata r:id="rId15" o:title=""/>
           </v:shape>
-          <o:OLEObject Type="Embed" ProgID="Visio.Drawing.15" ShapeID="_x0000_i1025" DrawAspect="Content" ObjectID="_1821806376" r:id="rId16"/>
+          <o:OLEObject Type="Embed" ProgID="Visio.Drawing.15" ShapeID="_x0000_i1025" DrawAspect="Content" ObjectID="_1821815096" r:id="rId16"/>
         </w:object>
       </w:r>
     </w:p>
@@ -3429,7 +3429,7 @@
           <w:iCs/>
           <w:color w:val="000000" w:themeColor="text1"/>
         </w:rPr>
-        <w:t>Nexys Video</w:t>
+        <w:t xml:space="preserve">Nexys </w:t>
       </w:r>
       <w:r>
         <w:rPr>
@@ -3438,7 +3438,16 @@
           <w:iCs/>
           <w:color w:val="000000" w:themeColor="text1"/>
         </w:rPr>
-        <w:t>VideoNoDDRPath]</w:t>
+        <w:t>Video</w:t>
+      </w:r>
+      <w:r>
+        <w:rPr>
+          <w:rFonts w:eastAsia="Arial" w:cs="Arial"/>
+          <w:i/>
+          <w:iCs/>
+          <w:color w:val="000000" w:themeColor="text1"/>
+        </w:rPr>
+        <w:t>NoDDRPath]</w:t>
       </w:r>
       <w:r>
         <w:rPr>
@@ -5907,7 +5916,7 @@
           <w:iCs/>
           <w:color w:val="000000" w:themeColor="text1"/>
         </w:rPr>
-        <w:t>Nexys Video</w:t>
+        <w:t xml:space="preserve">Nexys </w:t>
       </w:r>
       <w:r>
         <w:rPr>
@@ -5916,7 +5925,16 @@
           <w:iCs/>
           <w:color w:val="000000" w:themeColor="text1"/>
         </w:rPr>
-        <w:t>VideoNoDDRPath]</w:t>
+        <w:t>Video</w:t>
+      </w:r>
+      <w:r>
+        <w:rPr>
+          <w:rFonts w:eastAsia="Arial" w:cs="Arial"/>
+          <w:i/>
+          <w:iCs/>
+          <w:color w:val="000000" w:themeColor="text1"/>
+        </w:rPr>
+        <w:t>NoDDRPath]</w:t>
       </w:r>
       <w:r>
         <w:rPr>
@@ -6102,7 +6120,7 @@
               </wp:anchor>
             </w:drawing>
           </mc:Choice>
-          <mc:Fallback xmlns:a14="http://schemas.microsoft.com/office/drawing/2010/main" xmlns:pic="http://schemas.openxmlformats.org/drawingml/2006/picture" xmlns:a="http://schemas.openxmlformats.org/drawingml/2006/main">
+          <mc:Fallback xmlns:a="http://schemas.openxmlformats.org/drawingml/2006/main" xmlns:pic="http://schemas.openxmlformats.org/drawingml/2006/picture" xmlns:a14="http://schemas.microsoft.com/office/drawing/2010/main">
             <w:pict w14:anchorId="1806D8AB">
               <v:shapetype id="_x0000_t202" coordsize="21600,21600" o:spt="202" path="m,l,21600r21600,l21600,xe" w14:anchorId="2FAFE0BA">
                 <v:stroke joinstyle="miter"/>
@@ -6213,7 +6231,7 @@
               </wp:anchor>
             </w:drawing>
           </mc:Choice>
-          <mc:Fallback xmlns:a14="http://schemas.microsoft.com/office/drawing/2010/main" xmlns:pic="http://schemas.openxmlformats.org/drawingml/2006/picture" xmlns:a="http://schemas.openxmlformats.org/drawingml/2006/main">
+          <mc:Fallback xmlns:a="http://schemas.openxmlformats.org/drawingml/2006/main" xmlns:pic="http://schemas.openxmlformats.org/drawingml/2006/picture" xmlns:a14="http://schemas.microsoft.com/office/drawing/2010/main">
             <w:pict w14:anchorId="61379341">
               <v:shapetype id="_x0000_t32" coordsize="21600,21600" o:oned="t" filled="f" o:spt="32" path="m,l21600,21600e" w14:anchorId="56FAC2CB">
                 <v:path fillok="f" arrowok="t" o:connecttype="none"/>
@@ -6307,7 +6325,7 @@
               </wp:anchor>
             </w:drawing>
           </mc:Choice>
-          <mc:Fallback xmlns:a14="http://schemas.microsoft.com/office/drawing/2010/main" xmlns:pic="http://schemas.openxmlformats.org/drawingml/2006/picture" xmlns:a="http://schemas.openxmlformats.org/drawingml/2006/main">
+          <mc:Fallback xmlns:a="http://schemas.openxmlformats.org/drawingml/2006/main" xmlns:pic="http://schemas.openxmlformats.org/drawingml/2006/picture" xmlns:a14="http://schemas.microsoft.com/office/drawing/2010/main">
             <w:pict w14:anchorId="3B292A36">
               <v:line id="Conector recto 12" style="position:absolute;z-index:251633664;visibility:visible;mso-wrap-style:square;mso-width-percent:0;mso-height-percent:0;mso-wrap-distance-left:9pt;mso-wrap-distance-top:0;mso-wrap-distance-right:9pt;mso-wrap-distance-bottom:0;mso-position-horizontal:absolute;mso-position-horizontal-relative:text;mso-position-vertical:absolute;mso-position-vertical-relative:text;mso-width-percent:0;mso-height-percent:0;mso-width-relative:margin;mso-height-relative:margin" o:spid="_x0000_s1026" strokecolor="#205867 [1608]" strokeweight="2.25pt" from="77.4pt,95.45pt" to="236.9pt,95.45pt" w14:anchorId="7D45AE50" o:gfxdata="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">
                 <v:stroke dashstyle="dash"/>
@@ -6395,7 +6413,7 @@
               </wp:anchor>
             </w:drawing>
           </mc:Choice>
-          <mc:Fallback xmlns:a14="http://schemas.microsoft.com/office/drawing/2010/main" xmlns:pic="http://schemas.openxmlformats.org/drawingml/2006/picture" xmlns:a="http://schemas.openxmlformats.org/drawingml/2006/main">
+          <mc:Fallback xmlns:a="http://schemas.openxmlformats.org/drawingml/2006/main" xmlns:pic="http://schemas.openxmlformats.org/drawingml/2006/picture" xmlns:a14="http://schemas.microsoft.com/office/drawing/2010/main">
             <w:pict w14:anchorId="087ABE99">
               <v:shape id="Cuadro de texto 19" style="position:absolute;left:0;text-align:left;margin-left:48.3pt;margin-top:129.65pt;width:62.6pt;height:20pt;z-index:251650048;visibility:visible;mso-wrap-style:square;mso-width-percent:0;mso-height-percent:0;mso-wrap-distance-left:9pt;mso-wrap-distance-top:0;mso-wrap-distance-right:9pt;mso-wrap-distance-bottom:0;mso-position-horizontal:absolute;mso-position-horizontal-relative:text;mso-position-vertical:absolute;mso-position-vertical-relative:text;mso-width-percent:0;mso-height-percent:0;mso-width-relative:margin;mso-height-relative:margin;v-text-anchor:top" o:spid="_x0000_s1027" fillcolor="#c0504d [3205]" strokeweight=".5pt" type="#_x0000_t202" o:gfxdata="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" w14:anchorId="7C84794F">
                 <v:textbox>
@@ -6502,7 +6520,7 @@
               </wp:anchor>
             </w:drawing>
           </mc:Choice>
-          <mc:Fallback xmlns:a14="http://schemas.microsoft.com/office/drawing/2010/main" xmlns:pic="http://schemas.openxmlformats.org/drawingml/2006/picture" xmlns:a="http://schemas.openxmlformats.org/drawingml/2006/main">
+          <mc:Fallback xmlns:a="http://schemas.openxmlformats.org/drawingml/2006/main" xmlns:pic="http://schemas.openxmlformats.org/drawingml/2006/picture" xmlns:a14="http://schemas.microsoft.com/office/drawing/2010/main">
             <w:pict w14:anchorId="7E8232CE">
               <v:shape id="Cuadro de texto 18" style="position:absolute;left:0;text-align:left;margin-left:14.65pt;margin-top:30.85pt;width:60.1pt;height:36pt;z-index:251648000;visibility:visible;mso-wrap-style:square;mso-width-percent:0;mso-height-percent:0;mso-wrap-distance-left:9pt;mso-wrap-distance-top:0;mso-wrap-distance-right:9pt;mso-wrap-distance-bottom:0;mso-position-horizontal:absolute;mso-position-horizontal-relative:text;mso-position-vertical:absolute;mso-position-vertical-relative:text;mso-width-percent:0;mso-height-percent:0;mso-width-relative:margin;mso-height-relative:margin;v-text-anchor:top" o:spid="_x0000_s1028" fillcolor="#c0504d [3205]" strokeweight=".5pt" type="#_x0000_t202" o:gfxdata="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" w14:anchorId="0AC19F30">
                 <v:textbox>
@@ -8527,7 +8545,7 @@
               </wp:anchor>
             </w:drawing>
           </mc:Choice>
-          <mc:Fallback xmlns:a14="http://schemas.microsoft.com/office/drawing/2010/main" xmlns:pic="http://schemas.openxmlformats.org/drawingml/2006/picture" xmlns:a="http://schemas.openxmlformats.org/drawingml/2006/main">
+          <mc:Fallback xmlns:a="http://schemas.openxmlformats.org/drawingml/2006/main" xmlns:pic="http://schemas.openxmlformats.org/drawingml/2006/picture" xmlns:a14="http://schemas.microsoft.com/office/drawing/2010/main">
             <w:pict w14:anchorId="413DABDE">
               <v:shape id="Cuadro de texto 30" style="position:absolute;margin-left:273.25pt;margin-top:4.1pt;width:127.85pt;height:23.05pt;z-index:251660288;visibility:visible;mso-wrap-style:square;mso-width-percent:0;mso-height-percent:0;mso-wrap-distance-left:9pt;mso-wrap-distance-top:0;mso-wrap-distance-right:9pt;mso-wrap-distance-bottom:0;mso-position-horizontal:absolute;mso-position-horizontal-relative:text;mso-position-vertical:absolute;mso-position-vertical-relative:text;mso-width-percent:0;mso-height-percent:0;mso-width-relative:margin;mso-height-relative:margin;v-text-anchor:top" o:spid="_x0000_s1029" filled="f" stroked="f" strokeweight=".5pt" type="#_x0000_t202" o:gfxdata="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" w14:anchorId="293986F8">
                 <v:textbox>
@@ -8633,7 +8651,7 @@
               </wp:anchor>
             </w:drawing>
           </mc:Choice>
-          <mc:Fallback xmlns:a14="http://schemas.microsoft.com/office/drawing/2010/main" xmlns:pic="http://schemas.openxmlformats.org/drawingml/2006/picture" xmlns:a="http://schemas.openxmlformats.org/drawingml/2006/main">
+          <mc:Fallback xmlns:a="http://schemas.openxmlformats.org/drawingml/2006/main" xmlns:pic="http://schemas.openxmlformats.org/drawingml/2006/picture" xmlns:a14="http://schemas.microsoft.com/office/drawing/2010/main">
             <w:pict w14:anchorId="62F41FFB">
               <v:shape id="Conector recto de flecha 31" style="position:absolute;margin-left:302.6pt;margin-top:11.9pt;width:19.4pt;height:135.85pt;flip:y;z-index:251667456;visibility:visible;mso-wrap-style:square;mso-width-percent:0;mso-height-percent:0;mso-wrap-distance-left:9pt;mso-wrap-distance-top:0;mso-wrap-distance-right:9pt;mso-wrap-distance-bottom:0;mso-position-horizontal:absolute;mso-position-horizontal-relative:text;mso-position-vertical:absolute;mso-position-vertical-relative:text;mso-width-percent:0;mso-height-percent:0;mso-width-relative:margin;mso-height-relative:margin" o:spid="_x0000_s1026" strokecolor="#ffc000" strokeweight="2pt" type="#_x0000_t32" o:gfxdata="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" w14:anchorId="0E834C06">
                 <v:stroke endarrow="block"/>
@@ -8737,7 +8755,7 @@
               </wp:anchor>
             </w:drawing>
           </mc:Choice>
-          <mc:Fallback xmlns:a14="http://schemas.microsoft.com/office/drawing/2010/main" xmlns:pic="http://schemas.openxmlformats.org/drawingml/2006/picture" xmlns:a="http://schemas.openxmlformats.org/drawingml/2006/main">
+          <mc:Fallback xmlns:a="http://schemas.openxmlformats.org/drawingml/2006/main" xmlns:pic="http://schemas.openxmlformats.org/drawingml/2006/picture" xmlns:a14="http://schemas.microsoft.com/office/drawing/2010/main">
             <w:pict w14:anchorId="20E818EC">
               <v:shape id="Cuadro de texto 14" style="position:absolute;left:0;text-align:left;margin-left:20.3pt;margin-top:140.5pt;width:62.45pt;height:20pt;z-index:251638784;visibility:visible;mso-wrap-style:square;mso-width-percent:0;mso-height-percent:0;mso-wrap-distance-left:9pt;mso-wrap-distance-top:0;mso-wrap-distance-right:9pt;mso-wrap-distance-bottom:0;mso-position-horizontal:absolute;mso-position-horizontal-relative:text;mso-position-vertical:absolute;mso-position-vertical-relative:text;mso-width-percent:0;mso-height-percent:0;mso-width-relative:margin;mso-height-relative:margin;v-text-anchor:top" o:spid="_x0000_s1030" fillcolor="#c0504d [3205]" strokeweight=".5pt" type="#_x0000_t202" o:gfxdata="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" w14:anchorId="53BFC310">
                 <v:textbox>
@@ -8844,7 +8862,7 @@
               </wp:anchor>
             </w:drawing>
           </mc:Choice>
-          <mc:Fallback xmlns:a14="http://schemas.microsoft.com/office/drawing/2010/main" xmlns:pic="http://schemas.openxmlformats.org/drawingml/2006/picture" xmlns:a="http://schemas.openxmlformats.org/drawingml/2006/main">
+          <mc:Fallback xmlns:a="http://schemas.openxmlformats.org/drawingml/2006/main" xmlns:pic="http://schemas.openxmlformats.org/drawingml/2006/picture" xmlns:a14="http://schemas.microsoft.com/office/drawing/2010/main">
             <w:pict w14:anchorId="47FFE5CE">
               <v:shape id="Cuadro de texto 2" style="position:absolute;left:0;text-align:left;margin-left:-3.15pt;margin-top:47.65pt;width:60.1pt;height:34.45pt;z-index:251671552;visibility:visible;mso-wrap-style:square;mso-width-percent:0;mso-height-percent:0;mso-wrap-distance-left:9pt;mso-wrap-distance-top:0;mso-wrap-distance-right:9pt;mso-wrap-distance-bottom:0;mso-position-horizontal:absolute;mso-position-horizontal-relative:text;mso-position-vertical:absolute;mso-position-vertical-relative:text;mso-width-percent:0;mso-height-percent:0;mso-width-relative:margin;mso-height-relative:margin;v-text-anchor:top" o:spid="_x0000_s1031" fillcolor="#c0504d [3205]" strokeweight=".5pt" type="#_x0000_t202" o:gfxdata="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" w14:anchorId="1A5284FD">
                 <v:textbox>
@@ -8941,7 +8959,7 @@
               </wp:anchor>
             </w:drawing>
           </mc:Choice>
-          <mc:Fallback xmlns:a14="http://schemas.microsoft.com/office/drawing/2010/main" xmlns:pic="http://schemas.openxmlformats.org/drawingml/2006/picture" xmlns:a="http://schemas.openxmlformats.org/drawingml/2006/main">
+          <mc:Fallback xmlns:a="http://schemas.openxmlformats.org/drawingml/2006/main" xmlns:pic="http://schemas.openxmlformats.org/drawingml/2006/picture" xmlns:a14="http://schemas.microsoft.com/office/drawing/2010/main">
             <w:pict w14:anchorId="14D9670A">
               <v:line id="Conector recto 26" style="position:absolute;z-index:251655168;visibility:visible;mso-wrap-style:square;mso-width-percent:0;mso-height-percent:0;mso-wrap-distance-left:9pt;mso-wrap-distance-top:0;mso-wrap-distance-right:9pt;mso-wrap-distance-bottom:0;mso-position-horizontal:absolute;mso-position-horizontal-relative:text;mso-position-vertical:absolute;mso-position-vertical-relative:text;mso-width-percent:0;mso-height-percent:0;mso-width-relative:margin;mso-height-relative:margin" o:spid="_x0000_s1026" strokecolor="#205867 [1608]" strokeweight="2.25pt" from="67.8pt,103.55pt" to="227.3pt,103.55pt" w14:anchorId="1941A8C2" o:gfxdata="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">
                 <v:stroke dashstyle="dash"/>
@@ -9019,7 +9037,7 @@
               </wp:anchor>
             </w:drawing>
           </mc:Choice>
-          <mc:Fallback xmlns:a14="http://schemas.microsoft.com/office/drawing/2010/main" xmlns:pic="http://schemas.openxmlformats.org/drawingml/2006/picture" xmlns:a="http://schemas.openxmlformats.org/drawingml/2006/main">
+          <mc:Fallback xmlns:a="http://schemas.openxmlformats.org/drawingml/2006/main" xmlns:pic="http://schemas.openxmlformats.org/drawingml/2006/picture" xmlns:a14="http://schemas.microsoft.com/office/drawing/2010/main">
             <w:pict w14:anchorId="37815ACF">
               <v:line id="Conector recto 15" style="position:absolute;z-index:251643904;visibility:visible;mso-wrap-style:square;mso-width-percent:0;mso-height-percent:0;mso-wrap-distance-left:9pt;mso-wrap-distance-top:0;mso-wrap-distance-right:9pt;mso-wrap-distance-bottom:0;mso-position-horizontal:absolute;mso-position-horizontal-relative:text;mso-position-vertical:absolute;mso-position-vertical-relative:text;mso-width-percent:0;mso-height-percent:0;mso-width-relative:margin;mso-height-relative:margin" o:spid="_x0000_s1026" strokecolor="#205867 [1608]" strokeweight="2.25pt" from="64.15pt,17.05pt" to="223.65pt,17.05pt" w14:anchorId="48C98D05" o:gfxdata="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">
                 <v:stroke dashstyle="dash"/>
@@ -11012,7 +11030,14 @@
           <w:rFonts w:eastAsia="Arial" w:cs="Arial"/>
           <w:color w:val="000000" w:themeColor="text1"/>
         </w:rPr>
-        <w:t>Nexys Video</w:t>
+        <w:t xml:space="preserve">Nexys </w:t>
+      </w:r>
+      <w:r>
+        <w:rPr>
+          <w:rFonts w:eastAsia="Arial" w:cs="Arial"/>
+          <w:color w:val="000000" w:themeColor="text1"/>
+        </w:rPr>
+        <w:t>Video</w:t>
       </w:r>
       <w:r>
         <w:rPr>
@@ -11170,7 +11195,10 @@
         <w:t>-</w:t>
       </w:r>
       <w:r>
-        <w:t>Nexys Video</w:t>
+        <w:t xml:space="preserve">Nexys </w:t>
+      </w:r>
+      <w:r>
+        <w:t>Video</w:t>
       </w:r>
       <w:r>
         <w:t>A7</w:t>

--- a/RVfpga/RVfpgaEL2/RVfpga_NexysVideo-NoDDR/Labs/Lab16/RVfpga_Lab16_VeeR-EL2_NexysVideo-NoDDR.docx
+++ b/RVfpga/RVfpgaEL2/RVfpga_NexysVideo-NoDDR/Labs/Lab16/RVfpga_Lab16_VeeR-EL2_NexysVideo-NoDDR.docx
@@ -2966,12 +2966,10 @@
           <w:rFonts w:cs="Arial"/>
         </w:rPr>
         <w:sectPr>
-          <w:headerReference w:type="even" r:id="rId9"/>
-          <w:headerReference w:type="default" r:id="rId10"/>
-          <w:footerReference w:type="even" r:id="rId11"/>
-          <w:footerReference w:type="default" r:id="rId12"/>
-          <w:headerReference w:type="first" r:id="rId13"/>
-          <w:footerReference w:type="first" r:id="rId14"/>
+          <w:headerReference w:type="default" r:id="rId9"/>
+          <w:footerReference w:type="default" r:id="rId10"/>
+          <w:headerReference w:type="first" r:id="rId11"/>
+          <w:footerReference w:type="first" r:id="rId12"/>
           <w:pgSz w:w="11906" w:h="16838"/>
           <w:pgMar w:top="1800" w:right="1440" w:bottom="1440" w:left="1418" w:header="706" w:footer="389" w:gutter="0"/>
           <w:cols w:space="720"/>
@@ -3006,10 +3004,10 @@
             <v:path o:extrusionok="f" gradientshapeok="t" o:connecttype="rect"/>
             <o:lock v:ext="edit" aspectratio="t"/>
           </v:shapetype>
-          <v:shape id="_x0000_i1025" type="#_x0000_t75" style="width:824.85pt;height:373.6pt" o:ole="">
-            <v:imagedata r:id="rId15" o:title=""/>
+          <v:shape id="_x0000_i1025" type="#_x0000_t75" style="width:824.75pt;height:373.55pt" o:ole="">
+            <v:imagedata r:id="rId13" o:title=""/>
           </v:shape>
-          <o:OLEObject Type="Embed" ProgID="Visio.Drawing.15" ShapeID="_x0000_i1025" DrawAspect="Content" ObjectID="_1821815096" r:id="rId16"/>
+          <o:OLEObject Type="Embed" ProgID="Visio.Drawing.15" ShapeID="_x0000_i1025" DrawAspect="Content" ObjectID="_1821824034" r:id="rId14"/>
         </w:object>
       </w:r>
     </w:p>
@@ -3110,6 +3108,7 @@
           <w:sz w:val="28"/>
           <w:szCs w:val="28"/>
         </w:rPr>
+        <w:lastRenderedPageBreak/>
         <w:t>Experiments</w:t>
       </w:r>
     </w:p>
@@ -4438,6 +4437,7 @@
           <w:bCs/>
           <w:sz w:val="24"/>
         </w:rPr>
+        <w:lastRenderedPageBreak/>
         <w:t xml:space="preserve">Execution of the first branch: </w:t>
       </w:r>
       <w:r>
@@ -6120,7 +6120,7 @@
               </wp:anchor>
             </w:drawing>
           </mc:Choice>
-          <mc:Fallback xmlns:a="http://schemas.openxmlformats.org/drawingml/2006/main" xmlns:pic="http://schemas.openxmlformats.org/drawingml/2006/picture" xmlns:a14="http://schemas.microsoft.com/office/drawing/2010/main">
+          <mc:Fallback xmlns:a14="http://schemas.microsoft.com/office/drawing/2010/main" xmlns:pic="http://schemas.openxmlformats.org/drawingml/2006/picture" xmlns:a="http://schemas.openxmlformats.org/drawingml/2006/main">
             <w:pict w14:anchorId="1806D8AB">
               <v:shapetype id="_x0000_t202" coordsize="21600,21600" o:spt="202" path="m,l,21600r21600,l21600,xe" w14:anchorId="2FAFE0BA">
                 <v:stroke joinstyle="miter"/>
@@ -6231,7 +6231,7 @@
               </wp:anchor>
             </w:drawing>
           </mc:Choice>
-          <mc:Fallback xmlns:a="http://schemas.openxmlformats.org/drawingml/2006/main" xmlns:pic="http://schemas.openxmlformats.org/drawingml/2006/picture" xmlns:a14="http://schemas.microsoft.com/office/drawing/2010/main">
+          <mc:Fallback xmlns:a14="http://schemas.microsoft.com/office/drawing/2010/main" xmlns:pic="http://schemas.openxmlformats.org/drawingml/2006/picture" xmlns:a="http://schemas.openxmlformats.org/drawingml/2006/main">
             <w:pict w14:anchorId="61379341">
               <v:shapetype id="_x0000_t32" coordsize="21600,21600" o:oned="t" filled="f" o:spt="32" path="m,l21600,21600e" w14:anchorId="56FAC2CB">
                 <v:path fillok="f" arrowok="t" o:connecttype="none"/>
@@ -6325,7 +6325,7 @@
               </wp:anchor>
             </w:drawing>
           </mc:Choice>
-          <mc:Fallback xmlns:a="http://schemas.openxmlformats.org/drawingml/2006/main" xmlns:pic="http://schemas.openxmlformats.org/drawingml/2006/picture" xmlns:a14="http://schemas.microsoft.com/office/drawing/2010/main">
+          <mc:Fallback xmlns:a14="http://schemas.microsoft.com/office/drawing/2010/main" xmlns:pic="http://schemas.openxmlformats.org/drawingml/2006/picture" xmlns:a="http://schemas.openxmlformats.org/drawingml/2006/main">
             <w:pict w14:anchorId="3B292A36">
               <v:line id="Conector recto 12" style="position:absolute;z-index:251633664;visibility:visible;mso-wrap-style:square;mso-width-percent:0;mso-height-percent:0;mso-wrap-distance-left:9pt;mso-wrap-distance-top:0;mso-wrap-distance-right:9pt;mso-wrap-distance-bottom:0;mso-position-horizontal:absolute;mso-position-horizontal-relative:text;mso-position-vertical:absolute;mso-position-vertical-relative:text;mso-width-percent:0;mso-height-percent:0;mso-width-relative:margin;mso-height-relative:margin" o:spid="_x0000_s1026" strokecolor="#205867 [1608]" strokeweight="2.25pt" from="77.4pt,95.45pt" to="236.9pt,95.45pt" w14:anchorId="7D45AE50" o:gfxdata="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">
                 <v:stroke dashstyle="dash"/>
@@ -6413,7 +6413,7 @@
               </wp:anchor>
             </w:drawing>
           </mc:Choice>
-          <mc:Fallback xmlns:a="http://schemas.openxmlformats.org/drawingml/2006/main" xmlns:pic="http://schemas.openxmlformats.org/drawingml/2006/picture" xmlns:a14="http://schemas.microsoft.com/office/drawing/2010/main">
+          <mc:Fallback xmlns:a14="http://schemas.microsoft.com/office/drawing/2010/main" xmlns:pic="http://schemas.openxmlformats.org/drawingml/2006/picture" xmlns:a="http://schemas.openxmlformats.org/drawingml/2006/main">
             <w:pict w14:anchorId="087ABE99">
               <v:shape id="Cuadro de texto 19" style="position:absolute;left:0;text-align:left;margin-left:48.3pt;margin-top:129.65pt;width:62.6pt;height:20pt;z-index:251650048;visibility:visible;mso-wrap-style:square;mso-width-percent:0;mso-height-percent:0;mso-wrap-distance-left:9pt;mso-wrap-distance-top:0;mso-wrap-distance-right:9pt;mso-wrap-distance-bottom:0;mso-position-horizontal:absolute;mso-position-horizontal-relative:text;mso-position-vertical:absolute;mso-position-vertical-relative:text;mso-width-percent:0;mso-height-percent:0;mso-width-relative:margin;mso-height-relative:margin;v-text-anchor:top" o:spid="_x0000_s1027" fillcolor="#c0504d [3205]" strokeweight=".5pt" type="#_x0000_t202" o:gfxdata="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" w14:anchorId="7C84794F">
                 <v:textbox>
@@ -6520,7 +6520,7 @@
               </wp:anchor>
             </w:drawing>
           </mc:Choice>
-          <mc:Fallback xmlns:a="http://schemas.openxmlformats.org/drawingml/2006/main" xmlns:pic="http://schemas.openxmlformats.org/drawingml/2006/picture" xmlns:a14="http://schemas.microsoft.com/office/drawing/2010/main">
+          <mc:Fallback xmlns:a14="http://schemas.microsoft.com/office/drawing/2010/main" xmlns:pic="http://schemas.openxmlformats.org/drawingml/2006/picture" xmlns:a="http://schemas.openxmlformats.org/drawingml/2006/main">
             <w:pict w14:anchorId="7E8232CE">
               <v:shape id="Cuadro de texto 18" style="position:absolute;left:0;text-align:left;margin-left:14.65pt;margin-top:30.85pt;width:60.1pt;height:36pt;z-index:251648000;visibility:visible;mso-wrap-style:square;mso-width-percent:0;mso-height-percent:0;mso-wrap-distance-left:9pt;mso-wrap-distance-top:0;mso-wrap-distance-right:9pt;mso-wrap-distance-bottom:0;mso-position-horizontal:absolute;mso-position-horizontal-relative:text;mso-position-vertical:absolute;mso-position-vertical-relative:text;mso-width-percent:0;mso-height-percent:0;mso-width-relative:margin;mso-height-relative:margin;v-text-anchor:top" o:spid="_x0000_s1028" fillcolor="#c0504d [3205]" strokeweight=".5pt" type="#_x0000_t202" o:gfxdata="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" w14:anchorId="0AC19F30">
                 <v:textbox>
@@ -6568,7 +6568,7 @@
                     <pic:cNvPicPr/>
                   </pic:nvPicPr>
                   <pic:blipFill>
-                    <a:blip r:embed="rId17">
+                    <a:blip r:embed="rId15">
                       <a:extLst>
                         <a:ext uri="{28A0092B-C50C-407E-A947-70E740481C1C}">
                           <a14:useLocalDpi xmlns:a14="http://schemas.microsoft.com/office/drawing/2010/main" val="0"/>
@@ -7880,17 +7880,23 @@
         </w:rPr>
         <w:fldChar w:fldCharType="separate"/>
       </w:r>
-      <w:r>
-        <w:rPr>
-          <w:rFonts w:cs="Arial"/>
-        </w:rPr>
-        <w:t>Figure</w:t>
-      </w:r>
+    </w:p>
+    <w:p>
+      <w:pPr>
+        <w:pStyle w:val="af"/>
+        <w:numPr>
+          <w:ilvl w:val="0"/>
+          <w:numId w:val="22"/>
+        </w:numPr>
+        <w:rPr>
+          <w:rFonts w:cs="Arial"/>
+        </w:rPr>
+      </w:pPr>
       <w:r>
         <w:rPr>
           <w:noProof/>
         </w:rPr>
-        <w:t xml:space="preserve"> 3</w:t>
+        <w:t>Figure 3</w:t>
       </w:r>
       <w:r>
         <w:rPr>
@@ -8470,6 +8476,7 @@
           <w:noProof/>
           <w:lang w:val="es-ES" w:eastAsia="es-ES"/>
         </w:rPr>
+        <w:lastRenderedPageBreak/>
         <mc:AlternateContent>
           <mc:Choice Requires="wps">
             <w:drawing>
@@ -8545,7 +8552,7 @@
               </wp:anchor>
             </w:drawing>
           </mc:Choice>
-          <mc:Fallback xmlns:a="http://schemas.openxmlformats.org/drawingml/2006/main" xmlns:pic="http://schemas.openxmlformats.org/drawingml/2006/picture" xmlns:a14="http://schemas.microsoft.com/office/drawing/2010/main">
+          <mc:Fallback xmlns:a14="http://schemas.microsoft.com/office/drawing/2010/main" xmlns:pic="http://schemas.openxmlformats.org/drawingml/2006/picture" xmlns:a="http://schemas.openxmlformats.org/drawingml/2006/main">
             <w:pict w14:anchorId="413DABDE">
               <v:shape id="Cuadro de texto 30" style="position:absolute;margin-left:273.25pt;margin-top:4.1pt;width:127.85pt;height:23.05pt;z-index:251660288;visibility:visible;mso-wrap-style:square;mso-width-percent:0;mso-height-percent:0;mso-wrap-distance-left:9pt;mso-wrap-distance-top:0;mso-wrap-distance-right:9pt;mso-wrap-distance-bottom:0;mso-position-horizontal:absolute;mso-position-horizontal-relative:text;mso-position-vertical:absolute;mso-position-vertical-relative:text;mso-width-percent:0;mso-height-percent:0;mso-width-relative:margin;mso-height-relative:margin;v-text-anchor:top" o:spid="_x0000_s1029" filled="f" stroked="f" strokeweight=".5pt" type="#_x0000_t202" o:gfxdata="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" w14:anchorId="293986F8">
                 <v:textbox>
@@ -8651,7 +8658,7 @@
               </wp:anchor>
             </w:drawing>
           </mc:Choice>
-          <mc:Fallback xmlns:a="http://schemas.openxmlformats.org/drawingml/2006/main" xmlns:pic="http://schemas.openxmlformats.org/drawingml/2006/picture" xmlns:a14="http://schemas.microsoft.com/office/drawing/2010/main">
+          <mc:Fallback xmlns:a14="http://schemas.microsoft.com/office/drawing/2010/main" xmlns:pic="http://schemas.openxmlformats.org/drawingml/2006/picture" xmlns:a="http://schemas.openxmlformats.org/drawingml/2006/main">
             <w:pict w14:anchorId="62F41FFB">
               <v:shape id="Conector recto de flecha 31" style="position:absolute;margin-left:302.6pt;margin-top:11.9pt;width:19.4pt;height:135.85pt;flip:y;z-index:251667456;visibility:visible;mso-wrap-style:square;mso-width-percent:0;mso-height-percent:0;mso-wrap-distance-left:9pt;mso-wrap-distance-top:0;mso-wrap-distance-right:9pt;mso-wrap-distance-bottom:0;mso-position-horizontal:absolute;mso-position-horizontal-relative:text;mso-position-vertical:absolute;mso-position-vertical-relative:text;mso-width-percent:0;mso-height-percent:0;mso-width-relative:margin;mso-height-relative:margin" o:spid="_x0000_s1026" strokecolor="#ffc000" strokeweight="2pt" type="#_x0000_t32" o:gfxdata="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" w14:anchorId="0E834C06">
                 <v:stroke endarrow="block"/>
@@ -8755,7 +8762,7 @@
               </wp:anchor>
             </w:drawing>
           </mc:Choice>
-          <mc:Fallback xmlns:a="http://schemas.openxmlformats.org/drawingml/2006/main" xmlns:pic="http://schemas.openxmlformats.org/drawingml/2006/picture" xmlns:a14="http://schemas.microsoft.com/office/drawing/2010/main">
+          <mc:Fallback xmlns:a14="http://schemas.microsoft.com/office/drawing/2010/main" xmlns:pic="http://schemas.openxmlformats.org/drawingml/2006/picture" xmlns:a="http://schemas.openxmlformats.org/drawingml/2006/main">
             <w:pict w14:anchorId="20E818EC">
               <v:shape id="Cuadro de texto 14" style="position:absolute;left:0;text-align:left;margin-left:20.3pt;margin-top:140.5pt;width:62.45pt;height:20pt;z-index:251638784;visibility:visible;mso-wrap-style:square;mso-width-percent:0;mso-height-percent:0;mso-wrap-distance-left:9pt;mso-wrap-distance-top:0;mso-wrap-distance-right:9pt;mso-wrap-distance-bottom:0;mso-position-horizontal:absolute;mso-position-horizontal-relative:text;mso-position-vertical:absolute;mso-position-vertical-relative:text;mso-width-percent:0;mso-height-percent:0;mso-width-relative:margin;mso-height-relative:margin;v-text-anchor:top" o:spid="_x0000_s1030" fillcolor="#c0504d [3205]" strokeweight=".5pt" type="#_x0000_t202" o:gfxdata="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" w14:anchorId="53BFC310">
                 <v:textbox>
@@ -8862,7 +8869,7 @@
               </wp:anchor>
             </w:drawing>
           </mc:Choice>
-          <mc:Fallback xmlns:a="http://schemas.openxmlformats.org/drawingml/2006/main" xmlns:pic="http://schemas.openxmlformats.org/drawingml/2006/picture" xmlns:a14="http://schemas.microsoft.com/office/drawing/2010/main">
+          <mc:Fallback xmlns:a14="http://schemas.microsoft.com/office/drawing/2010/main" xmlns:pic="http://schemas.openxmlformats.org/drawingml/2006/picture" xmlns:a="http://schemas.openxmlformats.org/drawingml/2006/main">
             <w:pict w14:anchorId="47FFE5CE">
               <v:shape id="Cuadro de texto 2" style="position:absolute;left:0;text-align:left;margin-left:-3.15pt;margin-top:47.65pt;width:60.1pt;height:34.45pt;z-index:251671552;visibility:visible;mso-wrap-style:square;mso-width-percent:0;mso-height-percent:0;mso-wrap-distance-left:9pt;mso-wrap-distance-top:0;mso-wrap-distance-right:9pt;mso-wrap-distance-bottom:0;mso-position-horizontal:absolute;mso-position-horizontal-relative:text;mso-position-vertical:absolute;mso-position-vertical-relative:text;mso-width-percent:0;mso-height-percent:0;mso-width-relative:margin;mso-height-relative:margin;v-text-anchor:top" o:spid="_x0000_s1031" fillcolor="#c0504d [3205]" strokeweight=".5pt" type="#_x0000_t202" o:gfxdata="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" w14:anchorId="1A5284FD">
                 <v:textbox>
@@ -8959,7 +8966,7 @@
               </wp:anchor>
             </w:drawing>
           </mc:Choice>
-          <mc:Fallback xmlns:a="http://schemas.openxmlformats.org/drawingml/2006/main" xmlns:pic="http://schemas.openxmlformats.org/drawingml/2006/picture" xmlns:a14="http://schemas.microsoft.com/office/drawing/2010/main">
+          <mc:Fallback xmlns:a14="http://schemas.microsoft.com/office/drawing/2010/main" xmlns:pic="http://schemas.openxmlformats.org/drawingml/2006/picture" xmlns:a="http://schemas.openxmlformats.org/drawingml/2006/main">
             <w:pict w14:anchorId="14D9670A">
               <v:line id="Conector recto 26" style="position:absolute;z-index:251655168;visibility:visible;mso-wrap-style:square;mso-width-percent:0;mso-height-percent:0;mso-wrap-distance-left:9pt;mso-wrap-distance-top:0;mso-wrap-distance-right:9pt;mso-wrap-distance-bottom:0;mso-position-horizontal:absolute;mso-position-horizontal-relative:text;mso-position-vertical:absolute;mso-position-vertical-relative:text;mso-width-percent:0;mso-height-percent:0;mso-width-relative:margin;mso-height-relative:margin" o:spid="_x0000_s1026" strokecolor="#205867 [1608]" strokeweight="2.25pt" from="67.8pt,103.55pt" to="227.3pt,103.55pt" w14:anchorId="1941A8C2" o:gfxdata="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">
                 <v:stroke dashstyle="dash"/>
@@ -9037,7 +9044,7 @@
               </wp:anchor>
             </w:drawing>
           </mc:Choice>
-          <mc:Fallback xmlns:a="http://schemas.openxmlformats.org/drawingml/2006/main" xmlns:pic="http://schemas.openxmlformats.org/drawingml/2006/picture" xmlns:a14="http://schemas.microsoft.com/office/drawing/2010/main">
+          <mc:Fallback xmlns:a14="http://schemas.microsoft.com/office/drawing/2010/main" xmlns:pic="http://schemas.openxmlformats.org/drawingml/2006/picture" xmlns:a="http://schemas.openxmlformats.org/drawingml/2006/main">
             <w:pict w14:anchorId="37815ACF">
               <v:line id="Conector recto 15" style="position:absolute;z-index:251643904;visibility:visible;mso-wrap-style:square;mso-width-percent:0;mso-height-percent:0;mso-wrap-distance-left:9pt;mso-wrap-distance-top:0;mso-wrap-distance-right:9pt;mso-wrap-distance-bottom:0;mso-position-horizontal:absolute;mso-position-horizontal-relative:text;mso-position-vertical:absolute;mso-position-vertical-relative:text;mso-width-percent:0;mso-height-percent:0;mso-width-relative:margin;mso-height-relative:margin" o:spid="_x0000_s1026" strokecolor="#205867 [1608]" strokeweight="2.25pt" from="64.15pt,17.05pt" to="223.65pt,17.05pt" w14:anchorId="48C98D05" o:gfxdata="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">
                 <v:stroke dashstyle="dash"/>
@@ -9066,7 +9073,7 @@
                     <pic:cNvPicPr/>
                   </pic:nvPicPr>
                   <pic:blipFill>
-                    <a:blip r:embed="rId18">
+                    <a:blip r:embed="rId16">
                       <a:extLst>
                         <a:ext uri="{28A0092B-C50C-407E-A947-70E740481C1C}">
                           <a14:useLocalDpi xmlns:a14="http://schemas.microsoft.com/office/drawing/2010/main" val="0"/>
@@ -10510,6 +10517,7 @@
         <w:rPr>
           <w:rFonts w:cs="Arial"/>
         </w:rPr>
+        <w:lastRenderedPageBreak/>
         <w:t xml:space="preserve">Given that the branch was </w:t>
       </w:r>
       <w:r>
@@ -10838,7 +10846,7 @@
         </w:rPr>
         <w:t>A classic paper published by Scott McFarling in 1993 is called “Combining Branch Predictors” (</w:t>
       </w:r>
-      <w:hyperlink r:id="rId19">
+      <w:hyperlink r:id="rId17">
         <w:r>
           <w:rPr>
             <w:rStyle w:val="af5"/>
@@ -10865,7 +10873,7 @@
         </w:rPr>
         <w:t xml:space="preserve">. You can also search for other documents, such as </w:t>
       </w:r>
-      <w:hyperlink r:id="rId20">
+      <w:hyperlink r:id="rId18">
         <w:r>
           <w:rPr>
             <w:rStyle w:val="af5"/>
@@ -11273,10 +11281,10 @@
       </w:pPr>
     </w:p>
     <w:sectPr>
-      <w:headerReference w:type="default" r:id="rId21"/>
-      <w:footerReference w:type="default" r:id="rId22"/>
-      <w:headerReference w:type="first" r:id="rId23"/>
-      <w:footerReference w:type="first" r:id="rId24"/>
+      <w:headerReference w:type="default" r:id="rId19"/>
+      <w:footerReference w:type="default" r:id="rId20"/>
+      <w:headerReference w:type="first" r:id="rId21"/>
+      <w:footerReference w:type="first" r:id="rId22"/>
       <w:pgSz w:w="11906" w:h="16838"/>
       <w:pgMar w:top="1800" w:right="1440" w:bottom="1440" w:left="1418" w:header="706" w:footer="389" w:gutter="0"/>
       <w:cols w:space="720"/>
@@ -11315,7 +11323,139 @@
   <w:p>
     <w:pPr>
       <w:pStyle w:val="a9"/>
+      <w:rPr>
+        <w:sz w:val="12"/>
+        <w:szCs w:val="12"/>
+        <w:lang w:val="en-US"/>
+      </w:rPr>
     </w:pPr>
+    <w:r>
+      <w:rPr>
+        <w:sz w:val="12"/>
+        <w:szCs w:val="12"/>
+      </w:rPr>
+      <w:t>Imagination University Programme – RVfpga</w:t>
+    </w:r>
+    <w:r>
+      <w:rPr>
+        <w:sz w:val="12"/>
+        <w:szCs w:val="12"/>
+      </w:rPr>
+      <w:t>-EL2</w:t>
+    </w:r>
+    <w:r>
+      <w:rPr>
+        <w:sz w:val="12"/>
+        <w:szCs w:val="12"/>
+      </w:rPr>
+      <w:t xml:space="preserve"> </w:t>
+    </w:r>
+    <w:r>
+      <w:rPr>
+        <w:sz w:val="12"/>
+        <w:szCs w:val="12"/>
+      </w:rPr>
+      <w:t xml:space="preserve">– </w:t>
+    </w:r>
+    <w:r>
+      <w:rPr>
+        <w:sz w:val="12"/>
+      </w:rPr>
+      <w:t>Lab 16: Control Hazards: Branch Instructions</w:t>
+    </w:r>
+  </w:p>
+  <w:p>
+    <w:pPr>
+      <w:pStyle w:val="a9"/>
+    </w:pPr>
+    <w:r>
+      <w:rPr>
+        <w:sz w:val="12"/>
+      </w:rPr>
+      <w:t>Version</w:t>
+    </w:r>
+    <w:r>
+      <w:rPr>
+        <w:sz w:val="12"/>
+        <w:lang w:eastAsia="zh-CN"/>
+      </w:rPr>
+      <w:t xml:space="preserve"> </w:t>
+    </w:r>
+    <w:r>
+      <w:rPr>
+        <w:sz w:val="12"/>
+        <w:lang w:eastAsia="zh-CN"/>
+      </w:rPr>
+      <w:t>3</w:t>
+    </w:r>
+    <w:r>
+      <w:rPr>
+        <w:sz w:val="12"/>
+        <w:lang w:eastAsia="zh-CN"/>
+      </w:rPr>
+      <w:t>.0</w:t>
+    </w:r>
+    <w:r>
+      <w:rPr>
+        <w:sz w:val="12"/>
+      </w:rPr>
+      <w:t xml:space="preserve"> – November 2023</w:t>
+    </w:r>
+  </w:p>
+  <w:p>
+    <w:pPr>
+      <w:pStyle w:val="a9"/>
+    </w:pPr>
+    <w:r>
+      <w:rPr>
+        <w:rFonts w:cs="Arial"/>
+        <w:sz w:val="16"/>
+      </w:rPr>
+      <w:t>© Copyright Imagination Technologies</w:t>
+    </w:r>
+    <w:r>
+      <w:rPr>
+        <w:sz w:val="12"/>
+      </w:rPr>
+      <w:tab/>
+    </w:r>
+    <w:r>
+      <w:rPr>
+        <w:sz w:val="12"/>
+      </w:rPr>
+      <w:tab/>
+    </w:r>
+    <w:r>
+      <w:rPr>
+        <w:sz w:val="12"/>
+      </w:rPr>
+      <w:fldChar w:fldCharType="begin"/>
+    </w:r>
+    <w:r>
+      <w:rPr>
+        <w:sz w:val="12"/>
+      </w:rPr>
+      <w:instrText>PAGE</w:instrText>
+    </w:r>
+    <w:r>
+      <w:rPr>
+        <w:sz w:val="12"/>
+      </w:rPr>
+      <w:fldChar w:fldCharType="separate"/>
+    </w:r>
+    <w:r>
+      <w:rPr>
+        <w:noProof/>
+        <w:sz w:val="12"/>
+      </w:rPr>
+      <w:t>2</w:t>
+    </w:r>
+    <w:r>
+      <w:rPr>
+        <w:sz w:val="12"/>
+      </w:rPr>
+      <w:fldChar w:fldCharType="end"/>
+    </w:r>
   </w:p>
 </w:ftr>
 </file>
@@ -11414,49 +11554,6 @@
         <w:sz w:val="16"/>
       </w:rPr>
       <w:t>© Copyright Imagination Technologies</w:t>
-    </w:r>
-    <w:r>
-      <w:rPr>
-        <w:sz w:val="12"/>
-      </w:rPr>
-      <w:tab/>
-    </w:r>
-    <w:r>
-      <w:rPr>
-        <w:sz w:val="12"/>
-      </w:rPr>
-      <w:tab/>
-    </w:r>
-    <w:r>
-      <w:rPr>
-        <w:sz w:val="12"/>
-      </w:rPr>
-      <w:fldChar w:fldCharType="begin"/>
-    </w:r>
-    <w:r>
-      <w:rPr>
-        <w:sz w:val="12"/>
-      </w:rPr>
-      <w:instrText>PAGE</w:instrText>
-    </w:r>
-    <w:r>
-      <w:rPr>
-        <w:sz w:val="12"/>
-      </w:rPr>
-      <w:fldChar w:fldCharType="separate"/>
-    </w:r>
-    <w:r>
-      <w:rPr>
-        <w:noProof/>
-        <w:sz w:val="12"/>
-      </w:rPr>
-      <w:t>2</w:t>
-    </w:r>
-    <w:r>
-      <w:rPr>
-        <w:sz w:val="12"/>
-      </w:rPr>
-      <w:fldChar w:fldCharType="end"/>
     </w:r>
   </w:p>
 </w:ftr>
@@ -11557,105 +11654,6 @@
       </w:rPr>
       <w:t>© Copyright Imagination Technologies</w:t>
     </w:r>
-  </w:p>
-</w:ftr>
-</file>
-
-<file path=word/footer4.xml><?xml version="1.0" encoding="utf-8"?>
-<w:ftr xmlns:wpc="http://schemas.microsoft.com/office/word/2010/wordprocessingCanvas" xmlns:cx="http://schemas.microsoft.com/office/drawing/2014/chartex" xmlns:cx1="http://schemas.microsoft.com/office/drawing/2015/9/8/chartex" xmlns:cx2="http://schemas.microsoft.com/office/drawing/2015/10/21/chartex" xmlns:cx3="http://schemas.microsoft.com/office/drawing/2016/5/9/chartex" xmlns:cx4="http://schemas.microsoft.com/office/drawing/2016/5/10/chartex" xmlns:cx5="http://schemas.microsoft.com/office/drawing/2016/5/11/chartex" xmlns:cx6="http://schemas.microsoft.com/office/drawing/2016/5/12/chartex" xmlns:cx7="http://schemas.microsoft.com/office/drawing/2016/5/13/chartex" xmlns:cx8="http://schemas.microsoft.com/office/drawing/2016/5/14/chartex" xmlns:mc="http://schemas.openxmlformats.org/markup-compatibility/2006" xmlns:aink="http://schemas.microsoft.com/office/drawing/2016/ink" xmlns:am3d="http://schemas.microsoft.com/office/drawing/2017/model3d" xmlns:o="urn:schemas-microsoft-com:office:office" xmlns:oel="http://schemas.microsoft.com/office/2019/extlst" xmlns:r="http://schemas.openxmlformats.org/officeDocument/2006/relationships" xmlns:m="http://schemas.openxmlformats.org/officeDocument/2006/math" xmlns:v="urn:schemas-microsoft-com:vml" xmlns:wp14="http://schemas.microsoft.com/office/word/2010/wordprocessingDrawing" xmlns:wp="http://schemas.openxmlformats.org/drawingml/2006/wordprocessingDrawing" xmlns:w10="urn:schemas-microsoft-com:office:word" xmlns:w="http://schemas.openxmlformats.org/wordprocessingml/2006/main" xmlns:w14="http://schemas.microsoft.com/office/word/2010/wordml" xmlns:w15="http://schemas.microsoft.com/office/word/2012/wordml" xmlns:w16cex="http://schemas.microsoft.com/office/word/2018/wordml/cex" xmlns:w16cid="http://schemas.microsoft.com/office/word/2016/wordml/cid" xmlns:w16="http://schemas.microsoft.com/office/word/2018/wordml" xmlns:w16du="http://schemas.microsoft.com/office/word/2023/wordml/word16du" xmlns:w16sdtdh="http://schemas.microsoft.com/office/word/2020/wordml/sdtdatahash" xmlns:w16sdtfl="http://schemas.microsoft.com/office/word/2024/wordml/sdtformatlock" xmlns:w16se="http://schemas.microsoft.com/office/word/2015/wordml/symex" xmlns:wpg="http://schemas.microsoft.com/office/word/2010/wordprocessingGroup" xmlns:wpi="http://schemas.microsoft.com/office/word/2010/wordprocessingInk" xmlns:wne="http://schemas.microsoft.com/office/word/2006/wordml" xmlns:wps="http://schemas.microsoft.com/office/word/2010/wordprocessingShape" mc:Ignorable="w14 w15 w16se w16cid w16 w16cex w16sdtdh w16sdtfl w16du wp14">
-  <w:p>
-    <w:pPr>
-      <w:pStyle w:val="a9"/>
-      <w:rPr>
-        <w:sz w:val="12"/>
-        <w:szCs w:val="12"/>
-        <w:lang w:val="en-US"/>
-      </w:rPr>
-    </w:pPr>
-    <w:r>
-      <w:rPr>
-        <w:sz w:val="12"/>
-        <w:szCs w:val="12"/>
-      </w:rPr>
-      <w:t>Imagination University Programme – RVfpga</w:t>
-    </w:r>
-    <w:r>
-      <w:rPr>
-        <w:sz w:val="12"/>
-        <w:szCs w:val="12"/>
-      </w:rPr>
-      <w:t>-EL2</w:t>
-    </w:r>
-    <w:r>
-      <w:rPr>
-        <w:sz w:val="12"/>
-        <w:szCs w:val="12"/>
-      </w:rPr>
-      <w:t xml:space="preserve"> </w:t>
-    </w:r>
-    <w:r>
-      <w:rPr>
-        <w:sz w:val="12"/>
-        <w:szCs w:val="12"/>
-      </w:rPr>
-      <w:t xml:space="preserve">– </w:t>
-    </w:r>
-    <w:r>
-      <w:rPr>
-        <w:sz w:val="12"/>
-      </w:rPr>
-      <w:t>Lab 16: Control Hazards: Branch Instructions</w:t>
-    </w:r>
-  </w:p>
-  <w:p>
-    <w:pPr>
-      <w:pStyle w:val="a9"/>
-    </w:pPr>
-    <w:r>
-      <w:rPr>
-        <w:sz w:val="12"/>
-      </w:rPr>
-      <w:t>Version</w:t>
-    </w:r>
-    <w:r>
-      <w:rPr>
-        <w:sz w:val="12"/>
-        <w:lang w:eastAsia="zh-CN"/>
-      </w:rPr>
-      <w:t xml:space="preserve"> </w:t>
-    </w:r>
-    <w:r>
-      <w:rPr>
-        <w:sz w:val="12"/>
-        <w:lang w:eastAsia="zh-CN"/>
-      </w:rPr>
-      <w:t>3</w:t>
-    </w:r>
-    <w:r>
-      <w:rPr>
-        <w:sz w:val="12"/>
-        <w:lang w:eastAsia="zh-CN"/>
-      </w:rPr>
-      <w:t>.0</w:t>
-    </w:r>
-    <w:r>
-      <w:rPr>
-        <w:sz w:val="12"/>
-      </w:rPr>
-      <w:t xml:space="preserve"> – November 2023</w:t>
-    </w:r>
-  </w:p>
-  <w:p>
-    <w:pPr>
-      <w:pStyle w:val="a9"/>
-    </w:pPr>
-    <w:r>
-      <w:rPr>
-        <w:rFonts w:cs="Arial"/>
-        <w:sz w:val="16"/>
-      </w:rPr>
-      <w:t>© Copyright Imagination Technologies</w:t>
-    </w:r>
     <w:r>
       <w:rPr>
         <w:sz w:val="12"/>
@@ -11703,7 +11701,7 @@
 </w:ftr>
 </file>
 
-<file path=word/footer5.xml><?xml version="1.0" encoding="utf-8"?>
+<file path=word/footer4.xml><?xml version="1.0" encoding="utf-8"?>
 <w:ftr xmlns:wpc="http://schemas.microsoft.com/office/word/2010/wordprocessingCanvas" xmlns:cx="http://schemas.microsoft.com/office/drawing/2014/chartex" xmlns:cx1="http://schemas.microsoft.com/office/drawing/2015/9/8/chartex" xmlns:cx2="http://schemas.microsoft.com/office/drawing/2015/10/21/chartex" xmlns:cx3="http://schemas.microsoft.com/office/drawing/2016/5/9/chartex" xmlns:cx4="http://schemas.microsoft.com/office/drawing/2016/5/10/chartex" xmlns:cx5="http://schemas.microsoft.com/office/drawing/2016/5/11/chartex" xmlns:cx6="http://schemas.microsoft.com/office/drawing/2016/5/12/chartex" xmlns:cx7="http://schemas.microsoft.com/office/drawing/2016/5/13/chartex" xmlns:cx8="http://schemas.microsoft.com/office/drawing/2016/5/14/chartex" xmlns:mc="http://schemas.openxmlformats.org/markup-compatibility/2006" xmlns:aink="http://schemas.microsoft.com/office/drawing/2016/ink" xmlns:am3d="http://schemas.microsoft.com/office/drawing/2017/model3d" xmlns:o="urn:schemas-microsoft-com:office:office" xmlns:oel="http://schemas.microsoft.com/office/2019/extlst" xmlns:r="http://schemas.openxmlformats.org/officeDocument/2006/relationships" xmlns:m="http://schemas.openxmlformats.org/officeDocument/2006/math" xmlns:v="urn:schemas-microsoft-com:vml" xmlns:wp14="http://schemas.microsoft.com/office/word/2010/wordprocessingDrawing" xmlns:wp="http://schemas.openxmlformats.org/drawingml/2006/wordprocessingDrawing" xmlns:w10="urn:schemas-microsoft-com:office:word" xmlns:w="http://schemas.openxmlformats.org/wordprocessingml/2006/main" xmlns:w14="http://schemas.microsoft.com/office/word/2010/wordml" xmlns:w15="http://schemas.microsoft.com/office/word/2012/wordml" xmlns:w16cex="http://schemas.microsoft.com/office/word/2018/wordml/cex" xmlns:w16cid="http://schemas.microsoft.com/office/word/2016/wordml/cid" xmlns:w16="http://schemas.microsoft.com/office/word/2018/wordml" xmlns:w16du="http://schemas.microsoft.com/office/word/2023/wordml/word16du" xmlns:w16sdtdh="http://schemas.microsoft.com/office/word/2020/wordml/sdtdatahash" xmlns:w16sdtfl="http://schemas.microsoft.com/office/word/2024/wordml/sdtformatlock" xmlns:w16se="http://schemas.microsoft.com/office/word/2015/wordml/symex" xmlns:wpg="http://schemas.microsoft.com/office/word/2010/wordprocessingGroup" xmlns:wpi="http://schemas.microsoft.com/office/word/2010/wordprocessingInk" xmlns:wne="http://schemas.microsoft.com/office/word/2006/wordml" xmlns:wps="http://schemas.microsoft.com/office/word/2010/wordprocessingShape" mc:Ignorable="w14 w15 w16se w16cid w16 w16cex w16sdtdh w16sdtfl w16du wp14">
   <w:p>
     <w:pPr>
@@ -11825,16 +11823,6 @@
 </file>
 
 <file path=word/header1.xml><?xml version="1.0" encoding="utf-8"?>
-<w:hdr xmlns:wpc="http://schemas.microsoft.com/office/word/2010/wordprocessingCanvas" xmlns:cx="http://schemas.microsoft.com/office/drawing/2014/chartex" xmlns:cx1="http://schemas.microsoft.com/office/drawing/2015/9/8/chartex" xmlns:cx2="http://schemas.microsoft.com/office/drawing/2015/10/21/chartex" xmlns:cx3="http://schemas.microsoft.com/office/drawing/2016/5/9/chartex" xmlns:cx4="http://schemas.microsoft.com/office/drawing/2016/5/10/chartex" xmlns:cx5="http://schemas.microsoft.com/office/drawing/2016/5/11/chartex" xmlns:cx6="http://schemas.microsoft.com/office/drawing/2016/5/12/chartex" xmlns:cx7="http://schemas.microsoft.com/office/drawing/2016/5/13/chartex" xmlns:cx8="http://schemas.microsoft.com/office/drawing/2016/5/14/chartex" xmlns:mc="http://schemas.openxmlformats.org/markup-compatibility/2006" xmlns:aink="http://schemas.microsoft.com/office/drawing/2016/ink" xmlns:am3d="http://schemas.microsoft.com/office/drawing/2017/model3d" xmlns:o="urn:schemas-microsoft-com:office:office" xmlns:oel="http://schemas.microsoft.com/office/2019/extlst" xmlns:r="http://schemas.openxmlformats.org/officeDocument/2006/relationships" xmlns:m="http://schemas.openxmlformats.org/officeDocument/2006/math" xmlns:v="urn:schemas-microsoft-com:vml" xmlns:wp14="http://schemas.microsoft.com/office/word/2010/wordprocessingDrawing" xmlns:wp="http://schemas.openxmlformats.org/drawingml/2006/wordprocessingDrawing" xmlns:w10="urn:schemas-microsoft-com:office:word" xmlns:w="http://schemas.openxmlformats.org/wordprocessingml/2006/main" xmlns:w14="http://schemas.microsoft.com/office/word/2010/wordml" xmlns:w15="http://schemas.microsoft.com/office/word/2012/wordml" xmlns:w16cex="http://schemas.microsoft.com/office/word/2018/wordml/cex" xmlns:w16cid="http://schemas.microsoft.com/office/word/2016/wordml/cid" xmlns:w16="http://schemas.microsoft.com/office/word/2018/wordml" xmlns:w16du="http://schemas.microsoft.com/office/word/2023/wordml/word16du" xmlns:w16sdtdh="http://schemas.microsoft.com/office/word/2020/wordml/sdtdatahash" xmlns:w16sdtfl="http://schemas.microsoft.com/office/word/2024/wordml/sdtformatlock" xmlns:w16se="http://schemas.microsoft.com/office/word/2015/wordml/symex" xmlns:wpg="http://schemas.microsoft.com/office/word/2010/wordprocessingGroup" xmlns:wpi="http://schemas.microsoft.com/office/word/2010/wordprocessingInk" xmlns:wne="http://schemas.microsoft.com/office/word/2006/wordml" xmlns:wps="http://schemas.microsoft.com/office/word/2010/wordprocessingShape" mc:Ignorable="w14 w15 w16se w16cid w16 w16cex w16sdtdh w16sdtfl w16du wp14">
-  <w:p>
-    <w:pPr>
-      <w:pStyle w:val="ab"/>
-    </w:pPr>
-  </w:p>
-</w:hdr>
-</file>
-
-<file path=word/header2.xml><?xml version="1.0" encoding="utf-8"?>
 <w:hdr xmlns:wpc="http://schemas.microsoft.com/office/word/2010/wordprocessingCanvas" xmlns:cx="http://schemas.microsoft.com/office/drawing/2014/chartex" xmlns:cx1="http://schemas.microsoft.com/office/drawing/2015/9/8/chartex" xmlns:cx2="http://schemas.microsoft.com/office/drawing/2015/10/21/chartex" xmlns:cx3="http://schemas.microsoft.com/office/drawing/2016/5/9/chartex" xmlns:cx4="http://schemas.microsoft.com/office/drawing/2016/5/10/chartex" xmlns:cx5="http://schemas.microsoft.com/office/drawing/2016/5/11/chartex" xmlns:cx6="http://schemas.microsoft.com/office/drawing/2016/5/12/chartex" xmlns:cx7="http://schemas.microsoft.com/office/drawing/2016/5/13/chartex" xmlns:cx8="http://schemas.microsoft.com/office/drawing/2016/5/14/chartex" xmlns:mc="http://schemas.openxmlformats.org/markup-compatibility/2006" xmlns:aink="http://schemas.microsoft.com/office/drawing/2016/ink" xmlns:am3d="http://schemas.microsoft.com/office/drawing/2017/model3d" xmlns:o="urn:schemas-microsoft-com:office:office" xmlns:oel="http://schemas.microsoft.com/office/2019/extlst" xmlns:r="http://schemas.openxmlformats.org/officeDocument/2006/relationships" xmlns:m="http://schemas.openxmlformats.org/officeDocument/2006/math" xmlns:v="urn:schemas-microsoft-com:vml" xmlns:wp14="http://schemas.microsoft.com/office/word/2010/wordprocessingDrawing" xmlns:wp="http://schemas.openxmlformats.org/drawingml/2006/wordprocessingDrawing" xmlns:w10="urn:schemas-microsoft-com:office:word" xmlns:w="http://schemas.openxmlformats.org/wordprocessingml/2006/main" xmlns:w14="http://schemas.microsoft.com/office/word/2010/wordml" xmlns:w15="http://schemas.microsoft.com/office/word/2012/wordml" xmlns:w16cex="http://schemas.microsoft.com/office/word/2018/wordml/cex" xmlns:w16cid="http://schemas.microsoft.com/office/word/2016/wordml/cid" xmlns:w16="http://schemas.microsoft.com/office/word/2018/wordml" xmlns:w16du="http://schemas.microsoft.com/office/word/2023/wordml/word16du" xmlns:w16sdtdh="http://schemas.microsoft.com/office/word/2020/wordml/sdtdatahash" xmlns:w16sdtfl="http://schemas.microsoft.com/office/word/2024/wordml/sdtformatlock" xmlns:w16se="http://schemas.microsoft.com/office/word/2015/wordml/symex" xmlns:wpg="http://schemas.microsoft.com/office/word/2010/wordprocessingGroup" xmlns:wpi="http://schemas.microsoft.com/office/word/2010/wordprocessingInk" xmlns:wne="http://schemas.microsoft.com/office/word/2006/wordml" xmlns:wps="http://schemas.microsoft.com/office/word/2010/wordprocessingShape" mc:Ignorable="w14 w15 w16se w16cid w16 w16cex w16sdtdh w16sdtfl w16du wp14">
   <w:p>
     <w:pPr>
@@ -11895,7 +11883,7 @@
 </w:hdr>
 </file>
 
-<file path=word/header3.xml><?xml version="1.0" encoding="utf-8"?>
+<file path=word/header2.xml><?xml version="1.0" encoding="utf-8"?>
 <w:hdr xmlns:wpc="http://schemas.microsoft.com/office/word/2010/wordprocessingCanvas" xmlns:cx="http://schemas.microsoft.com/office/drawing/2014/chartex" xmlns:cx1="http://schemas.microsoft.com/office/drawing/2015/9/8/chartex" xmlns:cx2="http://schemas.microsoft.com/office/drawing/2015/10/21/chartex" xmlns:cx3="http://schemas.microsoft.com/office/drawing/2016/5/9/chartex" xmlns:cx4="http://schemas.microsoft.com/office/drawing/2016/5/10/chartex" xmlns:cx5="http://schemas.microsoft.com/office/drawing/2016/5/11/chartex" xmlns:cx6="http://schemas.microsoft.com/office/drawing/2016/5/12/chartex" xmlns:cx7="http://schemas.microsoft.com/office/drawing/2016/5/13/chartex" xmlns:cx8="http://schemas.microsoft.com/office/drawing/2016/5/14/chartex" xmlns:mc="http://schemas.openxmlformats.org/markup-compatibility/2006" xmlns:aink="http://schemas.microsoft.com/office/drawing/2016/ink" xmlns:am3d="http://schemas.microsoft.com/office/drawing/2017/model3d" xmlns:o="urn:schemas-microsoft-com:office:office" xmlns:oel="http://schemas.microsoft.com/office/2019/extlst" xmlns:r="http://schemas.openxmlformats.org/officeDocument/2006/relationships" xmlns:m="http://schemas.openxmlformats.org/officeDocument/2006/math" xmlns:v="urn:schemas-microsoft-com:vml" xmlns:wp14="http://schemas.microsoft.com/office/word/2010/wordprocessingDrawing" xmlns:wp="http://schemas.openxmlformats.org/drawingml/2006/wordprocessingDrawing" xmlns:w10="urn:schemas-microsoft-com:office:word" xmlns:w="http://schemas.openxmlformats.org/wordprocessingml/2006/main" xmlns:w14="http://schemas.microsoft.com/office/word/2010/wordml" xmlns:w15="http://schemas.microsoft.com/office/word/2012/wordml" xmlns:w16cex="http://schemas.microsoft.com/office/word/2018/wordml/cex" xmlns:w16cid="http://schemas.microsoft.com/office/word/2016/wordml/cid" xmlns:w16="http://schemas.microsoft.com/office/word/2018/wordml" xmlns:w16du="http://schemas.microsoft.com/office/word/2023/wordml/word16du" xmlns:w16sdtdh="http://schemas.microsoft.com/office/word/2020/wordml/sdtdatahash" xmlns:w16sdtfl="http://schemas.microsoft.com/office/word/2024/wordml/sdtformatlock" xmlns:w16se="http://schemas.microsoft.com/office/word/2015/wordml/symex" xmlns:wpg="http://schemas.microsoft.com/office/word/2010/wordprocessingGroup" xmlns:wpi="http://schemas.microsoft.com/office/word/2010/wordprocessingInk" xmlns:wne="http://schemas.microsoft.com/office/word/2006/wordml" xmlns:wps="http://schemas.microsoft.com/office/word/2010/wordprocessingShape" mc:Ignorable="w14 w15 w16se w16cid w16 w16cex w16sdtdh w16sdtfl w16du wp14">
   <w:tbl>
     <w:tblPr>
@@ -11953,7 +11941,7 @@
 </w:hdr>
 </file>
 
-<file path=word/header4.xml><?xml version="1.0" encoding="utf-8"?>
+<file path=word/header3.xml><?xml version="1.0" encoding="utf-8"?>
 <w:hdr xmlns:wpc="http://schemas.microsoft.com/office/word/2010/wordprocessingCanvas" xmlns:cx="http://schemas.microsoft.com/office/drawing/2014/chartex" xmlns:cx1="http://schemas.microsoft.com/office/drawing/2015/9/8/chartex" xmlns:cx2="http://schemas.microsoft.com/office/drawing/2015/10/21/chartex" xmlns:cx3="http://schemas.microsoft.com/office/drawing/2016/5/9/chartex" xmlns:cx4="http://schemas.microsoft.com/office/drawing/2016/5/10/chartex" xmlns:cx5="http://schemas.microsoft.com/office/drawing/2016/5/11/chartex" xmlns:cx6="http://schemas.microsoft.com/office/drawing/2016/5/12/chartex" xmlns:cx7="http://schemas.microsoft.com/office/drawing/2016/5/13/chartex" xmlns:cx8="http://schemas.microsoft.com/office/drawing/2016/5/14/chartex" xmlns:mc="http://schemas.openxmlformats.org/markup-compatibility/2006" xmlns:aink="http://schemas.microsoft.com/office/drawing/2016/ink" xmlns:am3d="http://schemas.microsoft.com/office/drawing/2017/model3d" xmlns:o="urn:schemas-microsoft-com:office:office" xmlns:oel="http://schemas.microsoft.com/office/2019/extlst" xmlns:r="http://schemas.openxmlformats.org/officeDocument/2006/relationships" xmlns:m="http://schemas.openxmlformats.org/officeDocument/2006/math" xmlns:v="urn:schemas-microsoft-com:vml" xmlns:wp14="http://schemas.microsoft.com/office/word/2010/wordprocessingDrawing" xmlns:wp="http://schemas.openxmlformats.org/drawingml/2006/wordprocessingDrawing" xmlns:w10="urn:schemas-microsoft-com:office:word" xmlns:w="http://schemas.openxmlformats.org/wordprocessingml/2006/main" xmlns:w14="http://schemas.microsoft.com/office/word/2010/wordml" xmlns:w15="http://schemas.microsoft.com/office/word/2012/wordml" xmlns:w16cex="http://schemas.microsoft.com/office/word/2018/wordml/cex" xmlns:w16cid="http://schemas.microsoft.com/office/word/2016/wordml/cid" xmlns:w16="http://schemas.microsoft.com/office/word/2018/wordml" xmlns:w16du="http://schemas.microsoft.com/office/word/2023/wordml/word16du" xmlns:w16sdtdh="http://schemas.microsoft.com/office/word/2020/wordml/sdtdatahash" xmlns:w16sdtfl="http://schemas.microsoft.com/office/word/2024/wordml/sdtformatlock" xmlns:w16se="http://schemas.microsoft.com/office/word/2015/wordml/symex" xmlns:wpg="http://schemas.microsoft.com/office/word/2010/wordprocessingGroup" xmlns:wpi="http://schemas.microsoft.com/office/word/2010/wordprocessingInk" xmlns:wne="http://schemas.microsoft.com/office/word/2006/wordml" xmlns:wps="http://schemas.microsoft.com/office/word/2010/wordprocessingShape" mc:Ignorable="w14 w15 w16se w16cid w16 w16cex w16sdtdh w16sdtfl w16du wp14">
   <w:p>
     <w:pPr>
@@ -12014,7 +12002,7 @@
 </w:hdr>
 </file>
 
-<file path=word/header5.xml><?xml version="1.0" encoding="utf-8"?>
+<file path=word/header4.xml><?xml version="1.0" encoding="utf-8"?>
 <w:hdr xmlns:wpc="http://schemas.microsoft.com/office/word/2010/wordprocessingCanvas" xmlns:cx="http://schemas.microsoft.com/office/drawing/2014/chartex" xmlns:cx1="http://schemas.microsoft.com/office/drawing/2015/9/8/chartex" xmlns:cx2="http://schemas.microsoft.com/office/drawing/2015/10/21/chartex" xmlns:cx3="http://schemas.microsoft.com/office/drawing/2016/5/9/chartex" xmlns:cx4="http://schemas.microsoft.com/office/drawing/2016/5/10/chartex" xmlns:cx5="http://schemas.microsoft.com/office/drawing/2016/5/11/chartex" xmlns:cx6="http://schemas.microsoft.com/office/drawing/2016/5/12/chartex" xmlns:cx7="http://schemas.microsoft.com/office/drawing/2016/5/13/chartex" xmlns:cx8="http://schemas.microsoft.com/office/drawing/2016/5/14/chartex" xmlns:mc="http://schemas.openxmlformats.org/markup-compatibility/2006" xmlns:aink="http://schemas.microsoft.com/office/drawing/2016/ink" xmlns:am3d="http://schemas.microsoft.com/office/drawing/2017/model3d" xmlns:o="urn:schemas-microsoft-com:office:office" xmlns:oel="http://schemas.microsoft.com/office/2019/extlst" xmlns:r="http://schemas.openxmlformats.org/officeDocument/2006/relationships" xmlns:m="http://schemas.openxmlformats.org/officeDocument/2006/math" xmlns:v="urn:schemas-microsoft-com:vml" xmlns:wp14="http://schemas.microsoft.com/office/word/2010/wordprocessingDrawing" xmlns:wp="http://schemas.openxmlformats.org/drawingml/2006/wordprocessingDrawing" xmlns:w10="urn:schemas-microsoft-com:office:word" xmlns:w="http://schemas.openxmlformats.org/wordprocessingml/2006/main" xmlns:w14="http://schemas.microsoft.com/office/word/2010/wordml" xmlns:w15="http://schemas.microsoft.com/office/word/2012/wordml" xmlns:w16cex="http://schemas.microsoft.com/office/word/2018/wordml/cex" xmlns:w16cid="http://schemas.microsoft.com/office/word/2016/wordml/cid" xmlns:w16="http://schemas.microsoft.com/office/word/2018/wordml" xmlns:w16du="http://schemas.microsoft.com/office/word/2023/wordml/word16du" xmlns:w16sdtdh="http://schemas.microsoft.com/office/word/2020/wordml/sdtdatahash" xmlns:w16sdtfl="http://schemas.microsoft.com/office/word/2024/wordml/sdtformatlock" xmlns:w16se="http://schemas.microsoft.com/office/word/2015/wordml/symex" xmlns:wpg="http://schemas.microsoft.com/office/word/2010/wordprocessingGroup" xmlns:wpi="http://schemas.microsoft.com/office/word/2010/wordprocessingInk" xmlns:wne="http://schemas.microsoft.com/office/word/2006/wordml" xmlns:wps="http://schemas.microsoft.com/office/word/2010/wordprocessingShape" mc:Ignorable="w14 w15 w16se w16cid w16 w16cex w16sdtdh w16sdtfl w16du wp14">
   <w:tbl>
     <w:tblPr>
